--- a/PP-salygos/templates/MVP_LTEN_BPS.docx
+++ b/PP-salygos/templates/MVP_LTEN_BPS.docx
@@ -2581,7 +2581,7 @@
                 <w:sz w:val="20"/>
                 <w:szCs w:val="20"/>
               </w:rPr>
-              <w:t>/ĮMONĖS PAVADINIMAS/</w:t>
+              <w:t>ĮMONĖS PAVADINIMAS</w:t>
             </w:r>
             <w:r>
               <w:rPr>
@@ -2632,7 +2632,7 @@
                 <w:szCs w:val="20"/>
                 <w:lang w:val="en-GB"/>
               </w:rPr>
-              <w:t>/ĮMONĖS PAVADINIMAS/</w:t>
+              <w:t>ĮMONĖS PAVADINIMAS</w:t>
             </w:r>
             <w:r>
               <w:rPr>
@@ -3312,7 +3312,7 @@
                 <w:sz w:val="20"/>
                 <w:szCs w:val="20"/>
               </w:rPr>
-              <w:t>/ĮMONĖS PAVADINIMAS/</w:t>
+              <w:t>ĮMONĖS PAVADINIMAS</w:t>
             </w:r>
             <w:r>
               <w:rPr>
@@ -3385,7 +3385,7 @@
                 <w:szCs w:val="20"/>
                 <w:lang w:val="en-GB"/>
               </w:rPr>
-              <w:t>/ĮMONĖS PAVADINIMAS/</w:t>
+              <w:t>ĮMONĖS PAVADINIMAS</w:t>
             </w:r>
             <w:r>
               <w:rPr>
@@ -3621,7 +3621,29 @@
                 <w:szCs w:val="20"/>
                 <w:lang w:val="en-GB"/>
               </w:rPr>
-              <w:t>together with related persons owns more than 50 percent of the shares, parts, contributions or (and) votes in the meeting of participants of the legal entity and whose share is not less than 10 percent of the shares, parts, contributions or (and) votes of the legal entity in a meeting of participants of the legal entity. A related person is considered to be:</w:t>
+              <w:t xml:space="preserve">together with related persons owns more than 50 percent of the shares, parts, contributions or (and) votes in the meeting of participants of the legal entity and whose share is not less than 10 percent of the shares, parts, contributions or (and) votes of the legal entity in a meeting of participants of the legal entity. A related person </w:t>
+            </w:r>
+            <w:proofErr w:type="gramStart"/>
+            <w:r>
+              <w:rPr>
+                <w:rFonts w:ascii="Arial" w:hAnsi="Arial" w:cs="Arial"/>
+                <w:bCs/>
+                <w:sz w:val="20"/>
+                <w:szCs w:val="20"/>
+                <w:lang w:val="en-GB"/>
+              </w:rPr>
+              <w:t>is considered to be</w:t>
+            </w:r>
+            <w:proofErr w:type="gramEnd"/>
+            <w:r>
+              <w:rPr>
+                <w:rFonts w:ascii="Arial" w:hAnsi="Arial" w:cs="Arial"/>
+                <w:bCs/>
+                <w:sz w:val="20"/>
+                <w:szCs w:val="20"/>
+                <w:lang w:val="en-GB"/>
+              </w:rPr>
+              <w:t>:</w:t>
             </w:r>
           </w:p>
         </w:tc>
@@ -3933,6 +3955,7 @@
                 <w:szCs w:val="20"/>
               </w:rPr>
             </w:pPr>
+            <w:proofErr w:type="spellStart"/>
             <w:r>
               <w:rPr>
                 <w:rFonts w:ascii="Arial" w:hAnsi="Arial" w:cs="Arial"/>
@@ -3943,6 +3966,7 @@
               </w:rPr>
               <w:t>Kvazisubtiekėjas</w:t>
             </w:r>
+            <w:proofErr w:type="spellEnd"/>
             <w:r>
               <w:rPr>
                 <w:rFonts w:ascii="Arial" w:hAnsi="Arial" w:cs="Arial"/>
@@ -4003,7 +4027,47 @@
                 <w:szCs w:val="20"/>
                 <w:lang w:val="en-GB"/>
               </w:rPr>
-              <w:t xml:space="preserve"> a specialist whose qualification the Supplier relies on and who is not yet an employee of the Supplier, the economic operator on whose capacity the Supplier relies or the Sub-supplier, but is intended to be employed if the Tender is recognized as the winner.</w:t>
+              <w:t xml:space="preserve"> a specialist whose qualification the Supplier relies on and who is not yet an employee of the Supplier, the economic operator on whose capacity the Supplier </w:t>
+            </w:r>
+            <w:proofErr w:type="gramStart"/>
+            <w:r>
+              <w:rPr>
+                <w:rFonts w:ascii="Arial" w:hAnsi="Arial" w:cs="Arial"/>
+                <w:sz w:val="20"/>
+                <w:szCs w:val="20"/>
+                <w:lang w:val="en-GB"/>
+              </w:rPr>
+              <w:t>relies</w:t>
+            </w:r>
+            <w:proofErr w:type="gramEnd"/>
+            <w:r>
+              <w:rPr>
+                <w:rFonts w:ascii="Arial" w:hAnsi="Arial" w:cs="Arial"/>
+                <w:sz w:val="20"/>
+                <w:szCs w:val="20"/>
+                <w:lang w:val="en-GB"/>
+              </w:rPr>
+              <w:t xml:space="preserve"> or the Sub-</w:t>
+            </w:r>
+            <w:proofErr w:type="gramStart"/>
+            <w:r>
+              <w:rPr>
+                <w:rFonts w:ascii="Arial" w:hAnsi="Arial" w:cs="Arial"/>
+                <w:sz w:val="20"/>
+                <w:szCs w:val="20"/>
+                <w:lang w:val="en-GB"/>
+              </w:rPr>
+              <w:t>supplier, but</w:t>
+            </w:r>
+            <w:proofErr w:type="gramEnd"/>
+            <w:r>
+              <w:rPr>
+                <w:rFonts w:ascii="Arial" w:hAnsi="Arial" w:cs="Arial"/>
+                <w:sz w:val="20"/>
+                <w:szCs w:val="20"/>
+                <w:lang w:val="en-GB"/>
+              </w:rPr>
+              <w:t xml:space="preserve"> is intended to be employed if the Tender is recognized as the winner.</w:t>
             </w:r>
           </w:p>
         </w:tc>
@@ -4598,7 +4662,27 @@
                 <w:szCs w:val="20"/>
                 <w:lang w:val="en-GB"/>
               </w:rPr>
-              <w:t xml:space="preserve"> – Tender submission form to be completed in order to participate in Procurement Procedures.</w:t>
+              <w:t xml:space="preserve"> – Tender submission form to be completed </w:t>
+            </w:r>
+            <w:proofErr w:type="gramStart"/>
+            <w:r>
+              <w:rPr>
+                <w:rFonts w:ascii="Arial" w:hAnsi="Arial" w:cs="Arial"/>
+                <w:sz w:val="20"/>
+                <w:szCs w:val="20"/>
+                <w:lang w:val="en-GB"/>
+              </w:rPr>
+              <w:t>in order to</w:t>
+            </w:r>
+            <w:proofErr w:type="gramEnd"/>
+            <w:r>
+              <w:rPr>
+                <w:rFonts w:ascii="Arial" w:hAnsi="Arial" w:cs="Arial"/>
+                <w:sz w:val="20"/>
+                <w:szCs w:val="20"/>
+                <w:lang w:val="en-GB"/>
+              </w:rPr>
+              <w:t xml:space="preserve"> participate in Procurement Procedures.</w:t>
             </w:r>
             <w:r>
               <w:rPr>
@@ -4670,7 +4754,7 @@
                 <w:sz w:val="20"/>
                 <w:szCs w:val="20"/>
               </w:rPr>
-              <w:t>/ĮMONĖS PAVADINIMAS/</w:t>
+              <w:t>ĮMONĖS PAVADINIMAS</w:t>
             </w:r>
             <w:r>
               <w:rPr>
@@ -4721,7 +4805,7 @@
                 <w:szCs w:val="20"/>
                 <w:lang w:val="en-GB"/>
               </w:rPr>
-              <w:t>/ĮMONĖS PAVADINIMAS/</w:t>
+              <w:t>ĮMONĖS PAVADINIMAS</w:t>
             </w:r>
             <w:r>
               <w:rPr>
@@ -4889,7 +4973,7 @@
                 <w:sz w:val="20"/>
                 <w:szCs w:val="20"/>
               </w:rPr>
-              <w:t>/ĮMONĖS PAVADINIMAS/</w:t>
+              <w:t>ĮMONĖS PAVADINIMAS</w:t>
             </w:r>
             <w:r>
               <w:rPr>
@@ -4977,7 +5061,7 @@
                 <w:szCs w:val="20"/>
                 <w:lang w:val="en-GB"/>
               </w:rPr>
-              <w:t>/ĮMONĖS PAVADINIMAS/</w:t>
+              <w:t>ĮMONĖS PAVADINIMAS</w:t>
             </w:r>
             <w:r>
               <w:rPr>
@@ -5905,7 +5989,27 @@
                 <w:szCs w:val="20"/>
                 <w:lang w:val="en-GB"/>
               </w:rPr>
-              <w:t>a third party used for the performance of the Supplier's Procurement Agreement on whose qualification the Supplier does not rely in order to meet the qualification requirements.</w:t>
+              <w:t xml:space="preserve">a third party used for the performance of the Supplier's Procurement Agreement on whose qualification the Supplier does not rely </w:t>
+            </w:r>
+            <w:proofErr w:type="gramStart"/>
+            <w:r>
+              <w:rPr>
+                <w:rFonts w:ascii="Arial" w:hAnsi="Arial" w:cs="Arial"/>
+                <w:sz w:val="20"/>
+                <w:szCs w:val="20"/>
+                <w:lang w:val="en-GB"/>
+              </w:rPr>
+              <w:t>in order to</w:t>
+            </w:r>
+            <w:proofErr w:type="gramEnd"/>
+            <w:r>
+              <w:rPr>
+                <w:rFonts w:ascii="Arial" w:hAnsi="Arial" w:cs="Arial"/>
+                <w:sz w:val="20"/>
+                <w:szCs w:val="20"/>
+                <w:lang w:val="en-GB"/>
+              </w:rPr>
+              <w:t xml:space="preserve"> meet the qualification requirements.</w:t>
             </w:r>
           </w:p>
         </w:tc>
@@ -6412,7 +6516,27 @@
                 <w:szCs w:val="20"/>
                 <w:lang w:val="en-GB"/>
               </w:rPr>
-              <w:t>- a third party used for the performance of the Supplier's Procurement Agreement on whose qualification the Supplier relies on in order to meet the qualification requirements.</w:t>
+              <w:t xml:space="preserve">- a third party used for the performance of the Supplier's Procurement Agreement on whose qualification the Supplier relies on </w:t>
+            </w:r>
+            <w:proofErr w:type="gramStart"/>
+            <w:r>
+              <w:rPr>
+                <w:rFonts w:ascii="Arial" w:hAnsi="Arial" w:cs="Arial"/>
+                <w:sz w:val="20"/>
+                <w:szCs w:val="20"/>
+                <w:lang w:val="en-GB"/>
+              </w:rPr>
+              <w:t>in order to</w:t>
+            </w:r>
+            <w:proofErr w:type="gramEnd"/>
+            <w:r>
+              <w:rPr>
+                <w:rFonts w:ascii="Arial" w:hAnsi="Arial" w:cs="Arial"/>
+                <w:sz w:val="20"/>
+                <w:szCs w:val="20"/>
+                <w:lang w:val="en-GB"/>
+              </w:rPr>
+              <w:t xml:space="preserve"> meet the qualification requirements.</w:t>
             </w:r>
           </w:p>
         </w:tc>
@@ -7603,18 +7727,43 @@
                 <w:lang w:val="en-GB"/>
                 <w14:ligatures w14:val="none"/>
               </w:rPr>
-              <w:t xml:space="preserve">The Contracting Entity shall have the right to terminate the initiated Procurement procedures on its own initiative  </w:t>
-            </w:r>
-            <w:r>
-              <w:rPr>
-                <w:rFonts w:ascii="Arial" w:hAnsi="Arial" w:cs="Arial"/>
+              <w:t xml:space="preserve">The Contracting Entity shall have the right to terminate the initiated Procurement procedures on its own </w:t>
+            </w:r>
+            <w:proofErr w:type="gramStart"/>
+            <w:r>
+              <w:rPr>
+                <w:rFonts w:ascii="Arial" w:hAnsi="Arial" w:cs="Arial"/>
+                <w:iCs/>
                 <w:kern w:val="0"/>
                 <w:sz w:val="20"/>
                 <w:szCs w:val="20"/>
                 <w:lang w:val="en-GB"/>
                 <w14:ligatures w14:val="none"/>
               </w:rPr>
-              <w:t>if circumstances arose that could not have been foreseen, or fundamental errors were made in the Procurement documents, as a result of which the Procurement would no longer be appropriate or, if in case the Procurement had been conducted, a procurement object that did not meet the needs of the Contracting Entity would have been procured.</w:t>
+              <w:t xml:space="preserve">initiative  </w:t>
+            </w:r>
+            <w:r>
+              <w:rPr>
+                <w:rFonts w:ascii="Arial" w:hAnsi="Arial" w:cs="Arial"/>
+                <w:kern w:val="0"/>
+                <w:sz w:val="20"/>
+                <w:szCs w:val="20"/>
+                <w:lang w:val="en-GB"/>
+                <w14:ligatures w14:val="none"/>
+              </w:rPr>
+              <w:t>if</w:t>
+            </w:r>
+            <w:proofErr w:type="gramEnd"/>
+            <w:r>
+              <w:rPr>
+                <w:rFonts w:ascii="Arial" w:hAnsi="Arial" w:cs="Arial"/>
+                <w:kern w:val="0"/>
+                <w:sz w:val="20"/>
+                <w:szCs w:val="20"/>
+                <w:lang w:val="en-GB"/>
+                <w14:ligatures w14:val="none"/>
+              </w:rPr>
+              <w:t xml:space="preserve"> circumstances arose that could not have been foreseen, or fundamental errors were made in the Procurement documents, as a result of which the Procurement would no longer be appropriate or, if in case the Procurement had been conducted, a procurement object that did not meet the needs of the Contracting Entity would have been procured.</w:t>
             </w:r>
           </w:p>
         </w:tc>
@@ -8980,14 +9129,25 @@
                 <w:szCs w:val="20"/>
               </w:rPr>
             </w:pPr>
-            <w:r>
-              <w:rPr>
-                <w:rFonts w:ascii="Arial" w:hAnsi="Arial" w:cs="Arial"/>
-                <w:sz w:val="20"/>
-                <w:szCs w:val="20"/>
-                <w:lang w:val="en-GB"/>
-              </w:rPr>
-              <w:t>In order to prove the absence of the basis for their exclusion, also their qualification the Suppliers shall provide the relevant documents, the ESPD as set forth in the SP</w:t>
+            <w:proofErr w:type="gramStart"/>
+            <w:r>
+              <w:rPr>
+                <w:rFonts w:ascii="Arial" w:hAnsi="Arial" w:cs="Arial"/>
+                <w:sz w:val="20"/>
+                <w:szCs w:val="20"/>
+                <w:lang w:val="en-GB"/>
+              </w:rPr>
+              <w:t>In order to</w:t>
+            </w:r>
+            <w:proofErr w:type="gramEnd"/>
+            <w:r>
+              <w:rPr>
+                <w:rFonts w:ascii="Arial" w:hAnsi="Arial" w:cs="Arial"/>
+                <w:sz w:val="20"/>
+                <w:szCs w:val="20"/>
+                <w:lang w:val="en-GB"/>
+              </w:rPr>
+              <w:t xml:space="preserve"> prove the absence of the basis for their exclusion, also their qualification the Suppliers shall provide the relevant documents, the ESPD as set forth in the SP</w:t>
             </w:r>
             <w:r>
               <w:rPr>
@@ -9228,7 +9388,27 @@
                 <w:szCs w:val="20"/>
                 <w:lang w:val="en-GB"/>
               </w:rPr>
-              <w:t>The qualification requirements for the Suppliers shall be determined on the basis of the Methodology. The Contracting Entity may also determine other qualification requirements that are not included in the Methodology, but taking into account the specifics of the Procurement, special needs of the Contracting Entity, necessary to set different Qualification Requirements (only financial, economic) and/or other values of the qualification requirements set out in the Methodology.</w:t>
+              <w:t xml:space="preserve">The qualification requirements for the Suppliers shall be determined </w:t>
+            </w:r>
+            <w:proofErr w:type="gramStart"/>
+            <w:r>
+              <w:rPr>
+                <w:rFonts w:ascii="Arial" w:hAnsi="Arial" w:cs="Arial"/>
+                <w:sz w:val="20"/>
+                <w:szCs w:val="20"/>
+                <w:lang w:val="en-GB"/>
+              </w:rPr>
+              <w:t>on the basis of</w:t>
+            </w:r>
+            <w:proofErr w:type="gramEnd"/>
+            <w:r>
+              <w:rPr>
+                <w:rFonts w:ascii="Arial" w:hAnsi="Arial" w:cs="Arial"/>
+                <w:sz w:val="20"/>
+                <w:szCs w:val="20"/>
+                <w:lang w:val="en-GB"/>
+              </w:rPr>
+              <w:t xml:space="preserve"> the Methodology. The Contracting Entity may also determine other qualification requirements that are not included in the Methodology, but taking into account the specifics of the Procurement, special needs of the Contracting Entity, necessary to set different Qualification Requirements (only financial, economic) and/or other values of the qualification requirements set out in the Methodology.</w:t>
             </w:r>
           </w:p>
         </w:tc>
@@ -9330,7 +9510,67 @@
                 <w:szCs w:val="20"/>
                 <w:lang w:val="en-GB"/>
               </w:rPr>
-              <w:t>The Supplier can rely on the capacities of other economic entities according to the provisions of Article 62 of the LPP and the Methodology. The Supplier may rely only on such capacities of other economic entities as it will actually be able to access in the course of the performance of the Contract.  At the time of submitting the tender the Supplier must prove to the Contracting Entity that in the course of implementing the Contract the Supplier will be able to avail itself to the capacities of the other economic operators. When checking whether the Supplier will be able to avail itself of the capacities of other economic entities, the Contracting Entity accepts from the Supplier any means confirming that.</w:t>
+              <w:t xml:space="preserve">The Supplier can rely on the capacities of other economic entities according to the provisions of Article 62 of the LPP and the Methodology. The Supplier may rely only on such capacities of other economic entities as it will </w:t>
+            </w:r>
+            <w:proofErr w:type="gramStart"/>
+            <w:r>
+              <w:rPr>
+                <w:rFonts w:ascii="Arial" w:hAnsi="Arial" w:cs="Arial"/>
+                <w:sz w:val="20"/>
+                <w:szCs w:val="20"/>
+                <w:lang w:val="en-GB"/>
+              </w:rPr>
+              <w:t>actually be</w:t>
+            </w:r>
+            <w:proofErr w:type="gramEnd"/>
+            <w:r>
+              <w:rPr>
+                <w:rFonts w:ascii="Arial" w:hAnsi="Arial" w:cs="Arial"/>
+                <w:sz w:val="20"/>
+                <w:szCs w:val="20"/>
+                <w:lang w:val="en-GB"/>
+              </w:rPr>
+              <w:t xml:space="preserve"> able to access </w:t>
+            </w:r>
+            <w:proofErr w:type="gramStart"/>
+            <w:r>
+              <w:rPr>
+                <w:rFonts w:ascii="Arial" w:hAnsi="Arial" w:cs="Arial"/>
+                <w:sz w:val="20"/>
+                <w:szCs w:val="20"/>
+                <w:lang w:val="en-GB"/>
+              </w:rPr>
+              <w:t>in the course of</w:t>
+            </w:r>
+            <w:proofErr w:type="gramEnd"/>
+            <w:r>
+              <w:rPr>
+                <w:rFonts w:ascii="Arial" w:hAnsi="Arial" w:cs="Arial"/>
+                <w:sz w:val="20"/>
+                <w:szCs w:val="20"/>
+                <w:lang w:val="en-GB"/>
+              </w:rPr>
+              <w:t xml:space="preserve"> the performance of the Contract.  At the time of submitting the tender the Supplier must prove to the Contracting Entity that </w:t>
+            </w:r>
+            <w:proofErr w:type="gramStart"/>
+            <w:r>
+              <w:rPr>
+                <w:rFonts w:ascii="Arial" w:hAnsi="Arial" w:cs="Arial"/>
+                <w:sz w:val="20"/>
+                <w:szCs w:val="20"/>
+                <w:lang w:val="en-GB"/>
+              </w:rPr>
+              <w:t>in the course of</w:t>
+            </w:r>
+            <w:proofErr w:type="gramEnd"/>
+            <w:r>
+              <w:rPr>
+                <w:rFonts w:ascii="Arial" w:hAnsi="Arial" w:cs="Arial"/>
+                <w:sz w:val="20"/>
+                <w:szCs w:val="20"/>
+                <w:lang w:val="en-GB"/>
+              </w:rPr>
+              <w:t xml:space="preserve"> implementing the Contract the Supplier will be able to avail itself to the capacities of the other economic operators. When checking whether the Supplier will be able to avail itself of the capacities of other economic entities, the Contracting Entity accepts from the Supplier any means confirming that.</w:t>
             </w:r>
           </w:p>
         </w:tc>
@@ -9374,7 +9614,43 @@
                 <w:sz w:val="20"/>
                 <w:szCs w:val="20"/>
               </w:rPr>
-              <w:t>Vadovaujantis PĮ 62 straipsniu, Tiekėjas Pasiūlyme privalo nurodyti Ūkio subjektus, kurių pajėgumais remiamasi, siekiant atitikti Pirkimo sąlygose nustatytus Kvalifikacijos reikalavimus, ir Kvazisubtiekėjus. Jeigu Tiekėjas Pasiūlyme nenurodo Ūkio subjektų, kurių pajėgumais remiamasi, siekiant atitikti Pirkimo sąlygose nustatytus Kvalifikacijos reikalavimus, ir/ar Kvazisubtiekėjų, laikoma, kad Pirkimo sąlygose nurodytus Kvalifikacijos reikalavimus atitinka pats Tiekėjas.</w:t>
+              <w:t xml:space="preserve">Vadovaujantis PĮ 62 straipsniu, Tiekėjas Pasiūlyme privalo nurodyti Ūkio subjektus, kurių pajėgumais remiamasi, siekiant atitikti Pirkimo sąlygose nustatytus Kvalifikacijos reikalavimus, ir </w:t>
+            </w:r>
+            <w:proofErr w:type="spellStart"/>
+            <w:r>
+              <w:rPr>
+                <w:rFonts w:ascii="Arial" w:hAnsi="Arial" w:cs="Arial"/>
+                <w:sz w:val="20"/>
+                <w:szCs w:val="20"/>
+              </w:rPr>
+              <w:t>Kvazisubtiekėjus</w:t>
+            </w:r>
+            <w:proofErr w:type="spellEnd"/>
+            <w:r>
+              <w:rPr>
+                <w:rFonts w:ascii="Arial" w:hAnsi="Arial" w:cs="Arial"/>
+                <w:sz w:val="20"/>
+                <w:szCs w:val="20"/>
+              </w:rPr>
+              <w:t xml:space="preserve">. Jeigu Tiekėjas Pasiūlyme nenurodo Ūkio subjektų, kurių pajėgumais remiamasi, siekiant atitikti Pirkimo sąlygose nustatytus Kvalifikacijos reikalavimus, ir/ar </w:t>
+            </w:r>
+            <w:proofErr w:type="spellStart"/>
+            <w:r>
+              <w:rPr>
+                <w:rFonts w:ascii="Arial" w:hAnsi="Arial" w:cs="Arial"/>
+                <w:sz w:val="20"/>
+                <w:szCs w:val="20"/>
+              </w:rPr>
+              <w:t>Kvazisubtiekėjų</w:t>
+            </w:r>
+            <w:proofErr w:type="spellEnd"/>
+            <w:r>
+              <w:rPr>
+                <w:rFonts w:ascii="Arial" w:hAnsi="Arial" w:cs="Arial"/>
+                <w:sz w:val="20"/>
+                <w:szCs w:val="20"/>
+              </w:rPr>
+              <w:t>, laikoma, kad Pirkimo sąlygose nurodytus Kvalifikacijos reikalavimus atitinka pats Tiekėjas.</w:t>
             </w:r>
           </w:p>
         </w:tc>
@@ -9484,7 +9760,27 @@
                 <w:szCs w:val="20"/>
                 <w:lang w:val="en-GB"/>
               </w:rPr>
-              <w:t>If the Supplier hires subcontractors (including natural persons) for the performance of individual works/provision of services/supply of goods, the Supplier must indicate for which part of the Contract it intends to use the subcontractors. The Supplier shall indicate those entities in the tender is such entities are known. In cases when the Supplier uses (will use) the means of third parties that directly by their actions will not contribute to the fulfilment of the need of the procurement entity to acquire the procurement object (will not directly provide part of the services, will not perform part of the works, will not directly contribute to the supply of goods, will not assume joint and several liability for the performance of the Contract or otherwise will not directly participate in the performance of the Contract), (for example, will be only renting the premises,  renting the equipment, etc.), the Supplier is not required to provide the ESPD or the documents evidencing the absence of the basis for their exclusion, however, when submitting the tender the Supplier shall indicate those third parties and the means run by the third parties that the Supplier will be able to use in the course of implementing the Contract (indicate in the tender the third parties, the information about the contracts signed with them, letters of intent, consents, etc.). In such cases it shall be considered that the Supplier itself has the required qualification.</w:t>
+              <w:t xml:space="preserve">If the Supplier hires subcontractors (including natural persons) for the performance of individual works/provision of services/supply of goods, the Supplier must indicate for which part of the Contract it intends to use the subcontractors. The Supplier shall indicate those entities in the tender </w:t>
+            </w:r>
+            <w:proofErr w:type="gramStart"/>
+            <w:r>
+              <w:rPr>
+                <w:rFonts w:ascii="Arial" w:hAnsi="Arial" w:cs="Arial"/>
+                <w:sz w:val="20"/>
+                <w:szCs w:val="20"/>
+                <w:lang w:val="en-GB"/>
+              </w:rPr>
+              <w:t>is</w:t>
+            </w:r>
+            <w:proofErr w:type="gramEnd"/>
+            <w:r>
+              <w:rPr>
+                <w:rFonts w:ascii="Arial" w:hAnsi="Arial" w:cs="Arial"/>
+                <w:sz w:val="20"/>
+                <w:szCs w:val="20"/>
+                <w:lang w:val="en-GB"/>
+              </w:rPr>
+              <w:t xml:space="preserve"> such entities are known. In cases when the Supplier uses (will use) the means of third parties that directly by their actions will not contribute to the fulfilment of the need of the procurement entity to acquire the procurement object (will not directly provide part of the services, will not perform part of the works, will not directly contribute to the supply of goods, will not assume joint and several liability for the performance of the Contract or otherwise will not directly participate in the performance of the Contract), (for example, will be only renting the premises,  renting the equipment, etc.), the Supplier is not required to provide the ESPD or the documents evidencing the absence of the basis for their exclusion, however, when submitting the tender the Supplier shall indicate those third parties and the means run by the third parties that the Supplier will be able to use in the course of implementing the Contract (indicate in the tender the third parties, the information about the contracts signed with them, letters of intent, consents, etc.). In such cases it shall be considered that the Supplier itself has the required qualification.</w:t>
             </w:r>
           </w:p>
         </w:tc>
@@ -9684,6 +9980,7 @@
               </w:rPr>
               <w:t xml:space="preserve"> </w:t>
             </w:r>
+            <w:proofErr w:type="spellStart"/>
             <w:r>
               <w:rPr>
                 <w:rFonts w:ascii="Arial" w:hAnsi="Arial" w:cs="Arial"/>
@@ -9692,7 +9989,18 @@
                 <w:szCs w:val="20"/>
                 <w:lang w:eastAsia="lt-LT"/>
               </w:rPr>
-              <w:t>Kvazisubtiekėjas.</w:t>
+              <w:t>Kvazisubtiekėjas</w:t>
+            </w:r>
+            <w:proofErr w:type="spellEnd"/>
+            <w:r>
+              <w:rPr>
+                <w:rFonts w:ascii="Arial" w:hAnsi="Arial" w:cs="Arial"/>
+                <w:color w:val="000000" w:themeColor="text1"/>
+                <w:sz w:val="20"/>
+                <w:szCs w:val="20"/>
+                <w:lang w:eastAsia="lt-LT"/>
+              </w:rPr>
+              <w:t>.</w:t>
             </w:r>
           </w:p>
         </w:tc>
@@ -9716,7 +10024,29 @@
                 <w:szCs w:val="20"/>
                 <w:lang w:val="en-GB"/>
               </w:rPr>
-              <w:t>which, in the event of winning the Procurement and concluding the Contract, the Supplier intends to employ, in which case such natural person shall be disclosed indicated in the tender and designated as a quasi sub-contractor.</w:t>
+              <w:t xml:space="preserve">which, in the event of winning the Procurement and concluding the Contract, the Supplier intends to employ, in which case such natural person shall be disclosed indicated in the tender and designated as a </w:t>
+            </w:r>
+            <w:proofErr w:type="spellStart"/>
+            <w:proofErr w:type="gramStart"/>
+            <w:r>
+              <w:rPr>
+                <w:rFonts w:ascii="Arial" w:hAnsi="Arial" w:cs="Arial"/>
+                <w:sz w:val="20"/>
+                <w:szCs w:val="20"/>
+                <w:lang w:val="en-GB"/>
+              </w:rPr>
+              <w:t>quasi sub-</w:t>
+            </w:r>
+            <w:proofErr w:type="spellEnd"/>
+            <w:proofErr w:type="gramEnd"/>
+            <w:r>
+              <w:rPr>
+                <w:rFonts w:ascii="Arial" w:hAnsi="Arial" w:cs="Arial"/>
+                <w:sz w:val="20"/>
+                <w:szCs w:val="20"/>
+                <w:lang w:val="en-GB"/>
+              </w:rPr>
+              <w:t>contractor.</w:t>
             </w:r>
           </w:p>
         </w:tc>
@@ -9906,7 +10236,47 @@
                 <w:lang w:val="en-GB"/>
               </w:rPr>
               <w:lastRenderedPageBreak/>
-              <w:t xml:space="preserve">The Supplier may rely on the capacities of the other economic entities in order to meet the requirement to hold a special permission or be a member of a specific organisation, or comply with the specific financial and economic capacity requirements or the requirements regarding technical and professional capacities as prescribed in the procurement documents, and irrespective of the legal nature of the relations with those economic entities. In case there is a requirement regarding the education,  or professional qualification mutatis mutandis in accordance with Article 51 (7), point 7 of the LPP, or professional experience, the supplier may rely on the capacities of the other economic entities only in the case that the economic entities shall provide the services themselves, perform the works, supply the goods, for which the capacities are required (unless the </w:t>
+              <w:t xml:space="preserve">The Supplier may rely on the capacities of the other economic entities in order to meet the requirement to hold a special permission or be a member of a specific </w:t>
+            </w:r>
+            <w:proofErr w:type="gramStart"/>
+            <w:r>
+              <w:rPr>
+                <w:rFonts w:ascii="Arial" w:hAnsi="Arial" w:cs="Arial"/>
+                <w:sz w:val="20"/>
+                <w:szCs w:val="20"/>
+                <w:lang w:val="en-GB"/>
+              </w:rPr>
+              <w:t>organisation, or</w:t>
+            </w:r>
+            <w:proofErr w:type="gramEnd"/>
+            <w:r>
+              <w:rPr>
+                <w:rFonts w:ascii="Arial" w:hAnsi="Arial" w:cs="Arial"/>
+                <w:sz w:val="20"/>
+                <w:szCs w:val="20"/>
+                <w:lang w:val="en-GB"/>
+              </w:rPr>
+              <w:t xml:space="preserve"> comply with the specific financial and economic capacity requirements or the requirements regarding technical and professional capacities as prescribed in the procurement documents, and irrespective of the legal nature of the relations with those economic entities. In case there is a requirement regarding the </w:t>
+            </w:r>
+            <w:proofErr w:type="gramStart"/>
+            <w:r>
+              <w:rPr>
+                <w:rFonts w:ascii="Arial" w:hAnsi="Arial" w:cs="Arial"/>
+                <w:sz w:val="20"/>
+                <w:szCs w:val="20"/>
+                <w:lang w:val="en-GB"/>
+              </w:rPr>
+              <w:t>education,  or</w:t>
+            </w:r>
+            <w:proofErr w:type="gramEnd"/>
+            <w:r>
+              <w:rPr>
+                <w:rFonts w:ascii="Arial" w:hAnsi="Arial" w:cs="Arial"/>
+                <w:sz w:val="20"/>
+                <w:szCs w:val="20"/>
+                <w:lang w:val="en-GB"/>
+              </w:rPr>
+              <w:t xml:space="preserve"> professional qualification mutatis mutandis in accordance with Article 51 (7), point 7 of the LPP, or professional experience, the supplier may rely on the capacities of the other economic entities only in the case that the economic entities shall provide the services themselves, perform the works, supply the goods, for which the capacities are required (unless the </w:t>
             </w:r>
             <w:r>
               <w:rPr>
@@ -9988,8 +10358,9 @@
                 <w:sz w:val="20"/>
                 <w:szCs w:val="20"/>
               </w:rPr>
-              <w:t xml:space="preserve">Perkantysis subjektas patikrina, ar Ūkio subjektai, kurių pajėgumais remiamasi, Subtiekėjai ir/ar Kvazisubtiekėjai tenkina jiems keliamus Kvalifikacijos ir kitus reikalavimus ir ar nėra Ūkio subjektų, kurių pajėgumais remiamasi, pašalinimo pagrindų. Jeigu ūkio subjektas netenkina jam keliamų Kvalifikacijos ar kitų reikalavimų arba jo padėtis atitinka bent vieną Perkančiojo subjekto nustatytą pašalinimo pagrindą, Perkantysis subjektas turi pareikalauti per jo nustatytą terminą pakeisti tokį ūkio subjektą reikalavimus atitinkančiu ūkio subjektu arba pateikti BPS </w:t>
-            </w:r>
+              <w:t xml:space="preserve">Perkantysis subjektas patikrina, ar Ūkio subjektai, kurių pajėgumais remiamasi, Subtiekėjai ir/ar </w:t>
+            </w:r>
+            <w:proofErr w:type="spellStart"/>
             <w:r>
               <w:rPr>
                 <w:rFonts w:ascii="Arial" w:hAnsi="Arial" w:cs="Arial"/>
@@ -9997,6 +10368,25 @@
                 <w:sz w:val="20"/>
                 <w:szCs w:val="20"/>
               </w:rPr>
+              <w:t>Kvazisubtiekėjai</w:t>
+            </w:r>
+            <w:proofErr w:type="spellEnd"/>
+            <w:r>
+              <w:rPr>
+                <w:rFonts w:ascii="Arial" w:hAnsi="Arial" w:cs="Arial"/>
+                <w:color w:val="000000"/>
+                <w:sz w:val="20"/>
+                <w:szCs w:val="20"/>
+              </w:rPr>
+              <w:t xml:space="preserve"> tenkina jiems keliamus Kvalifikacijos ir kitus reikalavimus ir ar nėra Ūkio subjektų, kurių pajėgumais remiamasi, pašalinimo pagrindų. Jeigu ūkio subjektas netenkina jam keliamų Kvalifikacijos ar kitų reikalavimų arba jo padėtis atitinka bent vieną Perkančiojo subjekto nustatytą pašalinimo pagrindą, Perkantysis subjektas turi pareikalauti per jo nustatytą terminą pakeisti tokį ūkio subjektą reikalavimus atitinkančiu ūkio subjektu arba pateikti BPS </w:t>
+            </w:r>
+            <w:r>
+              <w:rPr>
+                <w:rFonts w:ascii="Arial" w:hAnsi="Arial" w:cs="Arial"/>
+                <w:color w:val="000000"/>
+                <w:sz w:val="20"/>
+                <w:szCs w:val="20"/>
+              </w:rPr>
               <w:t>11.11</w:t>
             </w:r>
             <w:r>
@@ -10039,7 +10429,27 @@
                 <w:szCs w:val="20"/>
                 <w:lang w:val="en-GB"/>
               </w:rPr>
-              <w:t xml:space="preserve">he Contracting Entity shall check whether or not the economic entities whose capacities are relied on, </w:t>
+              <w:t xml:space="preserve">he Contracting Entity shall check </w:t>
+            </w:r>
+            <w:proofErr w:type="gramStart"/>
+            <w:r>
+              <w:rPr>
+                <w:rFonts w:ascii="Arial" w:hAnsi="Arial" w:cs="Arial"/>
+                <w:sz w:val="20"/>
+                <w:szCs w:val="20"/>
+                <w:lang w:val="en-GB"/>
+              </w:rPr>
+              <w:t>whether or not</w:t>
+            </w:r>
+            <w:proofErr w:type="gramEnd"/>
+            <w:r>
+              <w:rPr>
+                <w:rFonts w:ascii="Arial" w:hAnsi="Arial" w:cs="Arial"/>
+                <w:sz w:val="20"/>
+                <w:szCs w:val="20"/>
+                <w:lang w:val="en-GB"/>
+              </w:rPr>
+              <w:t xml:space="preserve"> the economic entities whose capacities are relied on, </w:t>
             </w:r>
             <w:r>
               <w:rPr>
@@ -10057,7 +10467,27 @@
                 <w:szCs w:val="20"/>
                 <w:lang w:val="en-GB"/>
               </w:rPr>
-              <w:t xml:space="preserve">and/or the quasi sub-suppliers meet the relevant qualification </w:t>
+              <w:t xml:space="preserve">and/or the </w:t>
+            </w:r>
+            <w:proofErr w:type="gramStart"/>
+            <w:r>
+              <w:rPr>
+                <w:rFonts w:ascii="Arial" w:hAnsi="Arial" w:cs="Arial"/>
+                <w:sz w:val="20"/>
+                <w:szCs w:val="20"/>
+                <w:lang w:val="en-GB"/>
+              </w:rPr>
+              <w:t>quasi sub-</w:t>
+            </w:r>
+            <w:proofErr w:type="gramEnd"/>
+            <w:r>
+              <w:rPr>
+                <w:rFonts w:ascii="Arial" w:hAnsi="Arial" w:cs="Arial"/>
+                <w:sz w:val="20"/>
+                <w:szCs w:val="20"/>
+                <w:lang w:val="en-GB"/>
+              </w:rPr>
+              <w:t xml:space="preserve">suppliers meet the relevant qualification </w:t>
             </w:r>
             <w:r>
               <w:rPr>
@@ -10075,7 +10505,27 @@
                 <w:szCs w:val="20"/>
                 <w:lang w:val="en-GB"/>
               </w:rPr>
-              <w:t xml:space="preserve">requirements, and whether there are any basis for exclusion </w:t>
+              <w:t xml:space="preserve">requirements, and whether there </w:t>
+            </w:r>
+            <w:proofErr w:type="gramStart"/>
+            <w:r>
+              <w:rPr>
+                <w:rFonts w:ascii="Arial" w:hAnsi="Arial" w:cs="Arial"/>
+                <w:sz w:val="20"/>
+                <w:szCs w:val="20"/>
+                <w:lang w:val="en-GB"/>
+              </w:rPr>
+              <w:t>are</w:t>
+            </w:r>
+            <w:proofErr w:type="gramEnd"/>
+            <w:r>
+              <w:rPr>
+                <w:rFonts w:ascii="Arial" w:hAnsi="Arial" w:cs="Arial"/>
+                <w:sz w:val="20"/>
+                <w:szCs w:val="20"/>
+                <w:lang w:val="en-GB"/>
+              </w:rPr>
+              <w:t xml:space="preserve"> any basis for exclusion </w:t>
             </w:r>
             <w:r>
               <w:rPr>
@@ -10279,7 +10729,27 @@
                 <w:szCs w:val="20"/>
                 <w:lang w:val="en-GB"/>
               </w:rPr>
-              <w:t xml:space="preserve">In case a group of Suppliers united on the basis of a joint activity agreement participate in the Procurement procedures to the tender the suppliers shall attach the joint activity agreement. The joint activity agreement must specify the obligations of each party to this agreement and the percentage of these obligations in the performance of the agreement to be concluded. The joint activity agreement shall clearly specify the joint and several liability of all the parties to the agreement with respect to the Contracting Entity for the failure to fulfil the contractual obligations. The joint activity agreement must also specify the authority of its participants to represent the Supplier Group in communication with the Contracting Entity on issues arising during the procurement procedures (submission of tenders, their examination or evaluation, provision of other information related to the procurement execution issues). The joint activity agreement must specify the partner who automatically becomes the lead partner when the lead partner specified in the joint activity agreement encounters financial problems and becomes unable to perform the agreement. In the face of the circumstances as described above the partner that automatically becomes the lead partner shall carry out the obligations of the lead </w:t>
+              <w:t xml:space="preserve">In case a group of Suppliers united </w:t>
+            </w:r>
+            <w:proofErr w:type="gramStart"/>
+            <w:r>
+              <w:rPr>
+                <w:rFonts w:ascii="Arial" w:hAnsi="Arial" w:cs="Arial"/>
+                <w:sz w:val="20"/>
+                <w:szCs w:val="20"/>
+                <w:lang w:val="en-GB"/>
+              </w:rPr>
+              <w:t>on the basis of</w:t>
+            </w:r>
+            <w:proofErr w:type="gramEnd"/>
+            <w:r>
+              <w:rPr>
+                <w:rFonts w:ascii="Arial" w:hAnsi="Arial" w:cs="Arial"/>
+                <w:sz w:val="20"/>
+                <w:szCs w:val="20"/>
+                <w:lang w:val="en-GB"/>
+              </w:rPr>
+              <w:t xml:space="preserve"> a joint activity agreement participate in the Procurement procedures to the tender the suppliers shall attach the joint activity agreement. The joint activity agreement must specify the obligations of each party to this agreement and the percentage of these obligations in the performance of the agreement to be concluded. The joint activity agreement shall clearly specify the joint and several liability of all the parties to the agreement with respect to the Contracting Entity for the failure to fulfil the contractual obligations. The joint activity agreement must also specify the authority of its participants to represent the Supplier Group in communication with the Contracting Entity on issues arising during the procurement procedures (submission of tenders, their examination or evaluation, provision of other information related to the procurement execution issues). The joint activity agreement must specify the partner who automatically becomes the lead partner when the lead partner specified in the joint activity agreement encounters financial problems and becomes unable to perform the agreement. In the face of the circumstances as described above the partner that automatically becomes the lead partner shall carry out the obligations of the lead </w:t>
             </w:r>
             <w:r>
               <w:rPr>
@@ -10419,7 +10889,61 @@
                 <w:sz w:val="20"/>
                 <w:szCs w:val="20"/>
               </w:rPr>
-              <w:t>Jeigu Tiekėjas ir/ar Ūkio subjektai, kurių pajėgumais remiamasi, ir/ar Kvazisubtiekėjas negali pateikti pašalinimo pagrindų nebuvimo ir (ar) kvalifikacijos atitiktį patvirtinančių dokumentų, nes atitinkamoje šalyje tokie dokumentai neišduodami arba toje šalyje išduodami dokumentai neapima visų keliamų klausimų, jie gali būti pakeisti priesaikos deklaracija arba šalyse, kuriose ji netaikoma, oficialia Tiekėjo (Ūkio subjektų, kurių pajėgumais remiamasi, ir/ar Kvazisubtiekėjo) deklaracija, kuri turi būti patvirtinta valstybės narės ar Tiekėjo (Ūkio subjektų, kurių pajėgumais remiamasi, ir/ar Kvazisubtiekėjo) kilmės šalies arba šalies, kurioje jis registruotas, kompetentingos teisinės ar administracinės institucijos, notaro arba kompetentingos profesinės ar prekybos organizacijos.</w:t>
+              <w:t xml:space="preserve">Jeigu Tiekėjas ir/ar Ūkio subjektai, kurių pajėgumais remiamasi, ir/ar </w:t>
+            </w:r>
+            <w:proofErr w:type="spellStart"/>
+            <w:r>
+              <w:rPr>
+                <w:rFonts w:ascii="Arial" w:hAnsi="Arial" w:cs="Arial"/>
+                <w:sz w:val="20"/>
+                <w:szCs w:val="20"/>
+              </w:rPr>
+              <w:t>Kvazisubtiekėjas</w:t>
+            </w:r>
+            <w:proofErr w:type="spellEnd"/>
+            <w:r>
+              <w:rPr>
+                <w:rFonts w:ascii="Arial" w:hAnsi="Arial" w:cs="Arial"/>
+                <w:sz w:val="20"/>
+                <w:szCs w:val="20"/>
+              </w:rPr>
+              <w:t xml:space="preserve"> negali pateikti pašalinimo pagrindų nebuvimo ir (ar) kvalifikacijos atitiktį patvirtinančių dokumentų, nes atitinkamoje šalyje tokie dokumentai neišduodami arba toje šalyje išduodami dokumentai neapima visų keliamų klausimų, jie gali būti pakeisti priesaikos deklaracija arba šalyse, kuriose ji netaikoma, oficialia Tiekėjo (Ūkio subjektų, kurių pajėgumais remiamasi, ir/ar </w:t>
+            </w:r>
+            <w:proofErr w:type="spellStart"/>
+            <w:r>
+              <w:rPr>
+                <w:rFonts w:ascii="Arial" w:hAnsi="Arial" w:cs="Arial"/>
+                <w:sz w:val="20"/>
+                <w:szCs w:val="20"/>
+              </w:rPr>
+              <w:t>Kvazisubtiekėjo</w:t>
+            </w:r>
+            <w:proofErr w:type="spellEnd"/>
+            <w:r>
+              <w:rPr>
+                <w:rFonts w:ascii="Arial" w:hAnsi="Arial" w:cs="Arial"/>
+                <w:sz w:val="20"/>
+                <w:szCs w:val="20"/>
+              </w:rPr>
+              <w:t xml:space="preserve">) deklaracija, kuri turi būti patvirtinta valstybės narės ar Tiekėjo (Ūkio subjektų, kurių pajėgumais remiamasi, ir/ar </w:t>
+            </w:r>
+            <w:proofErr w:type="spellStart"/>
+            <w:r>
+              <w:rPr>
+                <w:rFonts w:ascii="Arial" w:hAnsi="Arial" w:cs="Arial"/>
+                <w:sz w:val="20"/>
+                <w:szCs w:val="20"/>
+              </w:rPr>
+              <w:t>Kvazisubtiekėjo</w:t>
+            </w:r>
+            <w:proofErr w:type="spellEnd"/>
+            <w:r>
+              <w:rPr>
+                <w:rFonts w:ascii="Arial" w:hAnsi="Arial" w:cs="Arial"/>
+                <w:sz w:val="20"/>
+                <w:szCs w:val="20"/>
+              </w:rPr>
+              <w:t>) kilmės šalies arba šalies, kurioje jis registruotas, kompetentingos teisinės ar administracinės institucijos, notaro arba kompetentingos profesinės ar prekybos organizacijos.</w:t>
             </w:r>
           </w:p>
         </w:tc>
@@ -10628,7 +11152,97 @@
                 <w:sz w:val="20"/>
                 <w:szCs w:val="20"/>
               </w:rPr>
-              <w:t xml:space="preserve">Pirkimo dokumentuose nurodytą reikalaujamą kvalifikaciją Tiekėjai, Ūkio subjektai, kurių pajėgumais remiamasi, Kvazisubtiekėjai privalo būti įgiję iki Pasiūlymų pateikimo termino pabaigos. Iš Tiekėjų, Ūkio subjektų, kurių pajėgumais remiamasi, Kvazisubtiekėjų registruotų Europos Sąjungos valstybėje narėje, Europos ekonominės erdvės valstybėje narėje, Šveicarijos Konfederacijoje arba trečiojoje šalyje, priimami Tiekėjo, Ūkio subjekto, kurio pajėgumais remiamasi, Kvazisubtiekėjo kilmės šalies kompetentingų institucijų išduoti dokumentai, tačiau toks užsienio šalies Tiekėjas, Ūkio subjektas, kurio pajėgumais remiamasi, Kvazisubtiekėjas turi pareigą, per protingą laiką, kreiptis į atitinkamą Lietuvos Respublikos instituciją dėl teisės pripažinimo dokumento išdavimo. Užsienio Tiekėjo, Ūkio subjekto, kurio pajėgumais remiamasi, Kvazisubtiekėjo turimos kvalifikacijos patvirtinimo dokumentai Lietuvoje gali būti išduoti ir po </w:t>
+              <w:t xml:space="preserve">Pirkimo dokumentuose nurodytą reikalaujamą kvalifikaciją Tiekėjai, Ūkio subjektai, kurių pajėgumais remiamasi, </w:t>
+            </w:r>
+            <w:proofErr w:type="spellStart"/>
+            <w:r>
+              <w:rPr>
+                <w:rFonts w:ascii="Arial" w:hAnsi="Arial" w:cs="Arial"/>
+                <w:sz w:val="20"/>
+                <w:szCs w:val="20"/>
+              </w:rPr>
+              <w:t>Kvazisubtiekėjai</w:t>
+            </w:r>
+            <w:proofErr w:type="spellEnd"/>
+            <w:r>
+              <w:rPr>
+                <w:rFonts w:ascii="Arial" w:hAnsi="Arial" w:cs="Arial"/>
+                <w:sz w:val="20"/>
+                <w:szCs w:val="20"/>
+              </w:rPr>
+              <w:t xml:space="preserve"> privalo būti įgiję iki Pasiūlymų pateikimo termino pabaigos. Iš Tiekėjų, Ūkio subjektų, kurių pajėgumais remiamasi, </w:t>
+            </w:r>
+            <w:proofErr w:type="spellStart"/>
+            <w:r>
+              <w:rPr>
+                <w:rFonts w:ascii="Arial" w:hAnsi="Arial" w:cs="Arial"/>
+                <w:sz w:val="20"/>
+                <w:szCs w:val="20"/>
+              </w:rPr>
+              <w:t>Kvazisubtiekėjų</w:t>
+            </w:r>
+            <w:proofErr w:type="spellEnd"/>
+            <w:r>
+              <w:rPr>
+                <w:rFonts w:ascii="Arial" w:hAnsi="Arial" w:cs="Arial"/>
+                <w:sz w:val="20"/>
+                <w:szCs w:val="20"/>
+              </w:rPr>
+              <w:t xml:space="preserve"> registruotų Europos Sąjungos valstybėje narėje, Europos ekonominės erdvės valstybėje narėje, Šveicarijos Konfederacijoje arba trečiojoje šalyje, priimami Tiekėjo, Ūkio subjekto, kurio pajėgumais remiamasi, </w:t>
+            </w:r>
+            <w:proofErr w:type="spellStart"/>
+            <w:r>
+              <w:rPr>
+                <w:rFonts w:ascii="Arial" w:hAnsi="Arial" w:cs="Arial"/>
+                <w:sz w:val="20"/>
+                <w:szCs w:val="20"/>
+              </w:rPr>
+              <w:t>Kvazisubtiekėjo</w:t>
+            </w:r>
+            <w:proofErr w:type="spellEnd"/>
+            <w:r>
+              <w:rPr>
+                <w:rFonts w:ascii="Arial" w:hAnsi="Arial" w:cs="Arial"/>
+                <w:sz w:val="20"/>
+                <w:szCs w:val="20"/>
+              </w:rPr>
+              <w:t xml:space="preserve"> kilmės šalies kompetentingų institucijų išduoti dokumentai, tačiau toks užsienio šalies Tiekėjas, Ūkio subjektas, kurio pajėgumais remiamasi, </w:t>
+            </w:r>
+            <w:proofErr w:type="spellStart"/>
+            <w:r>
+              <w:rPr>
+                <w:rFonts w:ascii="Arial" w:hAnsi="Arial" w:cs="Arial"/>
+                <w:sz w:val="20"/>
+                <w:szCs w:val="20"/>
+              </w:rPr>
+              <w:t>Kvazisubtiekėjas</w:t>
+            </w:r>
+            <w:proofErr w:type="spellEnd"/>
+            <w:r>
+              <w:rPr>
+                <w:rFonts w:ascii="Arial" w:hAnsi="Arial" w:cs="Arial"/>
+                <w:sz w:val="20"/>
+                <w:szCs w:val="20"/>
+              </w:rPr>
+              <w:t xml:space="preserve"> turi pareigą, per protingą laiką, kreiptis į atitinkamą Lietuvos Respublikos instituciją dėl teisės pripažinimo dokumento išdavimo. Užsienio Tiekėjo, Ūkio subjekto, kurio pajėgumais remiamasi, </w:t>
+            </w:r>
+            <w:proofErr w:type="spellStart"/>
+            <w:r>
+              <w:rPr>
+                <w:rFonts w:ascii="Arial" w:hAnsi="Arial" w:cs="Arial"/>
+                <w:sz w:val="20"/>
+                <w:szCs w:val="20"/>
+              </w:rPr>
+              <w:t>Kvazisubtiekėjo</w:t>
+            </w:r>
+            <w:proofErr w:type="spellEnd"/>
+            <w:r>
+              <w:rPr>
+                <w:rFonts w:ascii="Arial" w:hAnsi="Arial" w:cs="Arial"/>
+                <w:sz w:val="20"/>
+                <w:szCs w:val="20"/>
+              </w:rPr>
+              <w:t xml:space="preserve"> turimos kvalifikacijos patvirtinimo dokumentai Lietuvoje gali būti išduoti ir po </w:t>
             </w:r>
             <w:r>
               <w:rPr>
@@ -11098,7 +11712,27 @@
                 <w:szCs w:val="20"/>
                 <w:lang w:val="en-GB"/>
               </w:rPr>
-              <w:t>The Tender must be submitted only by the means by which the Procurement is carried out. If the Supplier submits a tender by means other than those specified, his tender will be rejected.</w:t>
+              <w:t xml:space="preserve">The Tender must be submitted only by </w:t>
+            </w:r>
+            <w:proofErr w:type="gramStart"/>
+            <w:r>
+              <w:rPr>
+                <w:rFonts w:ascii="Arial" w:hAnsi="Arial" w:cs="Arial"/>
+                <w:sz w:val="20"/>
+                <w:szCs w:val="20"/>
+                <w:lang w:val="en-GB"/>
+              </w:rPr>
+              <w:t>the means by which</w:t>
+            </w:r>
+            <w:proofErr w:type="gramEnd"/>
+            <w:r>
+              <w:rPr>
+                <w:rFonts w:ascii="Arial" w:hAnsi="Arial" w:cs="Arial"/>
+                <w:sz w:val="20"/>
+                <w:szCs w:val="20"/>
+                <w:lang w:val="en-GB"/>
+              </w:rPr>
+              <w:t xml:space="preserve"> the Procurement is carried out. If the Supplier submits a tender by means other than those specified, his tender will be rejected.</w:t>
             </w:r>
           </w:p>
         </w:tc>
@@ -11652,7 +12286,47 @@
                 <w:szCs w:val="20"/>
                 <w:lang w:val="en-GB"/>
               </w:rPr>
-              <w:t>Alternative Tenders are not permitted unless otherwise specified in the SPC. A joint tender submitted on the basis of a joint activity agreement with another economic operator is also considered an Alternative Tender. The Supplier's participation as an economic operator whose capacity is relied on or on the basis of a Sub-supplier in several tenders (unless otherwise specified in the Special Terms and Conditions of Procurement) will not be treated as the Alternative Tender.</w:t>
+              <w:t xml:space="preserve">Alternative Tenders are not permitted unless otherwise specified in the SPC. A joint tender submitted </w:t>
+            </w:r>
+            <w:proofErr w:type="gramStart"/>
+            <w:r>
+              <w:rPr>
+                <w:rFonts w:ascii="Arial" w:hAnsi="Arial" w:cs="Arial"/>
+                <w:sz w:val="20"/>
+                <w:szCs w:val="20"/>
+                <w:lang w:val="en-GB"/>
+              </w:rPr>
+              <w:t>on the basis of</w:t>
+            </w:r>
+            <w:proofErr w:type="gramEnd"/>
+            <w:r>
+              <w:rPr>
+                <w:rFonts w:ascii="Arial" w:hAnsi="Arial" w:cs="Arial"/>
+                <w:sz w:val="20"/>
+                <w:szCs w:val="20"/>
+                <w:lang w:val="en-GB"/>
+              </w:rPr>
+              <w:t xml:space="preserve"> a joint activity agreement with another economic operator is also considered an Alternative Tender. The Supplier's participation as an economic operator whose capacity is relied on or </w:t>
+            </w:r>
+            <w:proofErr w:type="gramStart"/>
+            <w:r>
+              <w:rPr>
+                <w:rFonts w:ascii="Arial" w:hAnsi="Arial" w:cs="Arial"/>
+                <w:sz w:val="20"/>
+                <w:szCs w:val="20"/>
+                <w:lang w:val="en-GB"/>
+              </w:rPr>
+              <w:t>on the basis of</w:t>
+            </w:r>
+            <w:proofErr w:type="gramEnd"/>
+            <w:r>
+              <w:rPr>
+                <w:rFonts w:ascii="Arial" w:hAnsi="Arial" w:cs="Arial"/>
+                <w:sz w:val="20"/>
+                <w:szCs w:val="20"/>
+                <w:lang w:val="en-GB"/>
+              </w:rPr>
+              <w:t xml:space="preserve"> a Sub-supplier in several tenders (unless otherwise specified in the Special Terms and Conditions of Procurement) will not be treated as the Alternative Tender.</w:t>
             </w:r>
           </w:p>
         </w:tc>
@@ -13186,7 +13860,33 @@
                 <w:szCs w:val="20"/>
                 <w:lang w:val="en-GB"/>
               </w:rPr>
-              <w:t>The Contracting Entity by electronic means of CPP IS will invite all the Suppliers who submit Initial Tenders to participate in the Negotiations.</w:t>
+              <w:t xml:space="preserve">The Contracting Entity by electronic means of CPP </w:t>
+            </w:r>
+            <w:proofErr w:type="gramStart"/>
+            <w:r>
+              <w:rPr>
+                <w:rFonts w:ascii="Arial" w:hAnsi="Arial" w:cs="Arial"/>
+                <w:bCs/>
+                <w:iCs/>
+                <w:kern w:val="32"/>
+                <w:sz w:val="20"/>
+                <w:szCs w:val="20"/>
+                <w:lang w:val="en-GB"/>
+              </w:rPr>
+              <w:t>IS will invite</w:t>
+            </w:r>
+            <w:proofErr w:type="gramEnd"/>
+            <w:r>
+              <w:rPr>
+                <w:rFonts w:ascii="Arial" w:hAnsi="Arial" w:cs="Arial"/>
+                <w:bCs/>
+                <w:iCs/>
+                <w:kern w:val="32"/>
+                <w:sz w:val="20"/>
+                <w:szCs w:val="20"/>
+                <w:lang w:val="en-GB"/>
+              </w:rPr>
+              <w:t xml:space="preserve"> all the Suppliers who submit Initial Tenders to participate in the Negotiations.</w:t>
             </w:r>
             <w:r>
               <w:rPr>
@@ -13486,7 +14186,27 @@
                 <w:szCs w:val="20"/>
                 <w:lang w:val="en-GB"/>
               </w:rPr>
-              <w:t>Information on whether Negotiations will take place during this Procurement is provided by SPC. Negotiations may be conducted during the meeting, by telephone and / or online conference, and / or by means of the Procurement (as specified in the SPC). In the event that the SPC indicates that Negotiations are not conducted, the provisions of this paragraph shall not apply.</w:t>
+              <w:t xml:space="preserve">Information on whether Negotiations will take place during this Procurement is provided by SPC. Negotiations may be conducted during the meeting, by telephone and / or online conference, and / or by means of the Procurement (as specified in the SPC). </w:t>
+            </w:r>
+            <w:proofErr w:type="gramStart"/>
+            <w:r>
+              <w:rPr>
+                <w:rFonts w:ascii="Arial" w:hAnsi="Arial" w:cs="Arial"/>
+                <w:sz w:val="20"/>
+                <w:szCs w:val="20"/>
+                <w:lang w:val="en-GB"/>
+              </w:rPr>
+              <w:t>In the event that</w:t>
+            </w:r>
+            <w:proofErr w:type="gramEnd"/>
+            <w:r>
+              <w:rPr>
+                <w:rFonts w:ascii="Arial" w:hAnsi="Arial" w:cs="Arial"/>
+                <w:sz w:val="20"/>
+                <w:szCs w:val="20"/>
+                <w:lang w:val="en-GB"/>
+              </w:rPr>
+              <w:t xml:space="preserve"> the SPC indicates that Negotiations are not conducted, the provisions of this paragraph shall not apply.</w:t>
             </w:r>
           </w:p>
         </w:tc>
@@ -13594,7 +14314,25 @@
                 <w:sz w:val="20"/>
                 <w:szCs w:val="20"/>
               </w:rPr>
-              <w:t xml:space="preserve"> Pirminį ir vėlesnius (jei tokių bus) pasiūlymą (-us) </w:t>
+              <w:t xml:space="preserve"> Pirminį ir vėlesnius (jei tokių bus) pasiūlymą (-</w:t>
+            </w:r>
+            <w:proofErr w:type="spellStart"/>
+            <w:r>
+              <w:rPr>
+                <w:rFonts w:ascii="Arial" w:hAnsi="Arial" w:cs="Arial"/>
+                <w:sz w:val="20"/>
+                <w:szCs w:val="20"/>
+              </w:rPr>
+              <w:t>us</w:t>
+            </w:r>
+            <w:proofErr w:type="spellEnd"/>
+            <w:r>
+              <w:rPr>
+                <w:rFonts w:ascii="Arial" w:hAnsi="Arial" w:cs="Arial"/>
+                <w:sz w:val="20"/>
+                <w:szCs w:val="20"/>
+              </w:rPr>
+              <w:t xml:space="preserve">) </w:t>
             </w:r>
             <w:r>
               <w:rPr>
@@ -14199,7 +14937,47 @@
                 <w:szCs w:val="20"/>
                 <w:lang w:val="en-GB"/>
               </w:rPr>
-              <w:t>, the criteria and procedure for the evaluation of the Tenders, the final result of the Negotiations recorded in the Negotiation Minutes or the Final Tenders submitted after the Negotiations</w:t>
+              <w:t xml:space="preserve">, the criteria and procedure for the evaluation of the Tenders, </w:t>
+            </w:r>
+            <w:proofErr w:type="gramStart"/>
+            <w:r>
+              <w:rPr>
+                <w:rFonts w:ascii="Arial" w:hAnsi="Arial" w:cs="Arial"/>
+                <w:sz w:val="20"/>
+                <w:szCs w:val="20"/>
+                <w:lang w:val="en-GB"/>
+              </w:rPr>
+              <w:t>the final result</w:t>
+            </w:r>
+            <w:proofErr w:type="gramEnd"/>
+            <w:r>
+              <w:rPr>
+                <w:rFonts w:ascii="Arial" w:hAnsi="Arial" w:cs="Arial"/>
+                <w:sz w:val="20"/>
+                <w:szCs w:val="20"/>
+                <w:lang w:val="en-GB"/>
+              </w:rPr>
+              <w:t xml:space="preserve"> of the Negotiations recorded in the Negotiation </w:t>
+            </w:r>
+            <w:proofErr w:type="gramStart"/>
+            <w:r>
+              <w:rPr>
+                <w:rFonts w:ascii="Arial" w:hAnsi="Arial" w:cs="Arial"/>
+                <w:sz w:val="20"/>
+                <w:szCs w:val="20"/>
+                <w:lang w:val="en-GB"/>
+              </w:rPr>
+              <w:t>Minutes</w:t>
+            </w:r>
+            <w:proofErr w:type="gramEnd"/>
+            <w:r>
+              <w:rPr>
+                <w:rFonts w:ascii="Arial" w:hAnsi="Arial" w:cs="Arial"/>
+                <w:sz w:val="20"/>
+                <w:szCs w:val="20"/>
+                <w:lang w:val="en-GB"/>
+              </w:rPr>
+              <w:t xml:space="preserve"> or the Final Tenders submitted after the Negotiations</w:t>
             </w:r>
             <w:r>
               <w:rPr>
@@ -14537,7 +15315,27 @@
                 <w:szCs w:val="20"/>
                 <w:lang w:val="en-GB"/>
               </w:rPr>
-              <w:t xml:space="preserve"> within a reasonable period of time.</w:t>
+              <w:t xml:space="preserve"> within a reasonable </w:t>
+            </w:r>
+            <w:proofErr w:type="gramStart"/>
+            <w:r>
+              <w:rPr>
+                <w:rFonts w:ascii="Arial" w:hAnsi="Arial" w:cs="Arial"/>
+                <w:sz w:val="20"/>
+                <w:szCs w:val="20"/>
+                <w:lang w:val="en-GB"/>
+              </w:rPr>
+              <w:t>period of time</w:t>
+            </w:r>
+            <w:proofErr w:type="gramEnd"/>
+            <w:r>
+              <w:rPr>
+                <w:rFonts w:ascii="Arial" w:hAnsi="Arial" w:cs="Arial"/>
+                <w:sz w:val="20"/>
+                <w:szCs w:val="20"/>
+                <w:lang w:val="en-GB"/>
+              </w:rPr>
+              <w:t>.</w:t>
             </w:r>
           </w:p>
         </w:tc>
@@ -14599,14 +15397,25 @@
                 <w:szCs w:val="20"/>
               </w:rPr>
             </w:pPr>
-            <w:r>
-              <w:rPr>
-                <w:rFonts w:ascii="Arial" w:hAnsi="Arial" w:cs="Arial"/>
-                <w:sz w:val="20"/>
-                <w:szCs w:val="20"/>
-                <w:lang w:val="en-GB"/>
-              </w:rPr>
-              <w:t>In the event that the Negotiation Minutes are drawn up, they shall be signed by the Chairman of the Commission or the organiser of the Procurement, also the authorized representative of the Supplier with whom the Negotiations have been held.</w:t>
+            <w:proofErr w:type="gramStart"/>
+            <w:r>
+              <w:rPr>
+                <w:rFonts w:ascii="Arial" w:hAnsi="Arial" w:cs="Arial"/>
+                <w:sz w:val="20"/>
+                <w:szCs w:val="20"/>
+                <w:lang w:val="en-GB"/>
+              </w:rPr>
+              <w:t>In the event that</w:t>
+            </w:r>
+            <w:proofErr w:type="gramEnd"/>
+            <w:r>
+              <w:rPr>
+                <w:rFonts w:ascii="Arial" w:hAnsi="Arial" w:cs="Arial"/>
+                <w:sz w:val="20"/>
+                <w:szCs w:val="20"/>
+                <w:lang w:val="en-GB"/>
+              </w:rPr>
+              <w:t xml:space="preserve"> the Negotiation Minutes are drawn up, they shall be signed by the Chairman of the Commission or the organiser of the Procurement, also the authorized representative of the Supplier with whom the Negotiations have been held.</w:t>
             </w:r>
           </w:p>
         </w:tc>
@@ -14840,7 +15649,27 @@
                 <w:szCs w:val="20"/>
                 <w:lang w:val="en-GB"/>
               </w:rPr>
-              <w:t>The deadline for submission of the Final Tenders will be determined after the Negotiations and each Supplier who has submitted the Initial Tender will be informed about it by the means by which the Procurement is carried out.</w:t>
+              <w:t xml:space="preserve">The deadline for submission of the Final Tenders will be determined after the Negotiations and each Supplier who has submitted the Initial Tender will be informed about it by </w:t>
+            </w:r>
+            <w:proofErr w:type="gramStart"/>
+            <w:r>
+              <w:rPr>
+                <w:rFonts w:ascii="Arial" w:hAnsi="Arial" w:cs="Arial"/>
+                <w:sz w:val="20"/>
+                <w:szCs w:val="20"/>
+                <w:lang w:val="en-GB"/>
+              </w:rPr>
+              <w:t>the means by which</w:t>
+            </w:r>
+            <w:proofErr w:type="gramEnd"/>
+            <w:r>
+              <w:rPr>
+                <w:rFonts w:ascii="Arial" w:hAnsi="Arial" w:cs="Arial"/>
+                <w:sz w:val="20"/>
+                <w:szCs w:val="20"/>
+                <w:lang w:val="en-GB"/>
+              </w:rPr>
+              <w:t xml:space="preserve"> the Procurement is carried out.</w:t>
             </w:r>
           </w:p>
         </w:tc>
@@ -16161,7 +16990,25 @@
                 <w:sz w:val="20"/>
                 <w:szCs w:val="20"/>
               </w:rPr>
-              <w:t>Tiekėjas, Subtiekėjas, Tiekėjų grupės narys ar Ūkio subjektas, kurio pajėgumais remiamasi, nėra registruotas (Tiekėjas, Subtiekėjas, Tiekėjų grupės narys, Ūkio subjektas, kurio pajėgumais remiamasi, Kvazisubtiekėjas, kuris yra fizinis asmuo – nuolat gyvenantis ar turintis pilietybę) Europos Sąjungos valstybėje narėje, Šiaurės Atlanto sutarties organizacijos valstybėje narėje ar trečiojoje šalyje, pasirašiusioje PĮ 29 straipsnio 4 dalyje nurodytus tarptautinius susitarimus (šis atmetimo pagrindas taikomas tik kai toks reikalavimas keliamas SPS);</w:t>
+              <w:t xml:space="preserve">Tiekėjas, Subtiekėjas, Tiekėjų grupės narys ar Ūkio subjektas, kurio pajėgumais remiamasi, nėra registruotas (Tiekėjas, Subtiekėjas, Tiekėjų grupės narys, Ūkio subjektas, kurio pajėgumais remiamasi, </w:t>
+            </w:r>
+            <w:proofErr w:type="spellStart"/>
+            <w:r>
+              <w:rPr>
+                <w:rFonts w:ascii="Arial" w:hAnsi="Arial" w:cs="Arial"/>
+                <w:sz w:val="20"/>
+                <w:szCs w:val="20"/>
+              </w:rPr>
+              <w:t>Kvazisubtiekėjas</w:t>
+            </w:r>
+            <w:proofErr w:type="spellEnd"/>
+            <w:r>
+              <w:rPr>
+                <w:rFonts w:ascii="Arial" w:hAnsi="Arial" w:cs="Arial"/>
+                <w:sz w:val="20"/>
+                <w:szCs w:val="20"/>
+              </w:rPr>
+              <w:t>, kuris yra fizinis asmuo – nuolat gyvenantis ar turintis pilietybę) Europos Sąjungos valstybėje narėje, Šiaurės Atlanto sutarties organizacijos valstybėje narėje ar trečiojoje šalyje, pasirašiusioje PĮ 29 straipsnio 4 dalyje nurodytus tarptautinius susitarimus (šis atmetimo pagrindas taikomas tik kai toks reikalavimas keliamas SPS);</w:t>
             </w:r>
             <w:bookmarkEnd w:id="25"/>
           </w:p>
@@ -16255,7 +17102,27 @@
                 <w:szCs w:val="20"/>
                 <w:lang w:val="en-GB"/>
               </w:rPr>
-              <w:t>The Tender indicates an abnormally low price or cost and the Supplier does not provide adequate evidence of the reasonableness of the abnormally low price or cost proposed;</w:t>
+              <w:t xml:space="preserve">The Tender indicates an abnormally low price or </w:t>
+            </w:r>
+            <w:proofErr w:type="gramStart"/>
+            <w:r>
+              <w:rPr>
+                <w:rFonts w:ascii="Arial" w:hAnsi="Arial" w:cs="Arial"/>
+                <w:sz w:val="20"/>
+                <w:szCs w:val="20"/>
+                <w:lang w:val="en-GB"/>
+              </w:rPr>
+              <w:t>cost</w:t>
+            </w:r>
+            <w:proofErr w:type="gramEnd"/>
+            <w:r>
+              <w:rPr>
+                <w:rFonts w:ascii="Arial" w:hAnsi="Arial" w:cs="Arial"/>
+                <w:sz w:val="20"/>
+                <w:szCs w:val="20"/>
+                <w:lang w:val="en-GB"/>
+              </w:rPr>
+              <w:t xml:space="preserve"> and the Supplier does not provide adequate evidence of the reasonableness of the abnormally low price or cost proposed;</w:t>
             </w:r>
           </w:p>
         </w:tc>
@@ -16414,7 +17281,47 @@
                 <w:szCs w:val="20"/>
                 <w:lang w:val="en-GB"/>
               </w:rPr>
-              <w:t>The Contracting Entity determines that abnormally low prices or costs have been proposed due to the fact that the Supplier has received state aid, but the Supplier cannot prove within a sufficient period of time determined by the Contracting Entity that the state aid has been legally granted.</w:t>
+              <w:t xml:space="preserve">The Contracting Entity determines that abnormally low prices or costs have been proposed </w:t>
+            </w:r>
+            <w:proofErr w:type="gramStart"/>
+            <w:r>
+              <w:rPr>
+                <w:rFonts w:ascii="Arial" w:hAnsi="Arial" w:cs="Arial"/>
+                <w:sz w:val="20"/>
+                <w:szCs w:val="20"/>
+                <w:lang w:val="en-GB"/>
+              </w:rPr>
+              <w:t>due to the fact that</w:t>
+            </w:r>
+            <w:proofErr w:type="gramEnd"/>
+            <w:r>
+              <w:rPr>
+                <w:rFonts w:ascii="Arial" w:hAnsi="Arial" w:cs="Arial"/>
+                <w:sz w:val="20"/>
+                <w:szCs w:val="20"/>
+                <w:lang w:val="en-GB"/>
+              </w:rPr>
+              <w:t xml:space="preserve"> the Supplier has received state aid, but the Supplier cannot prove within a sufficient </w:t>
+            </w:r>
+            <w:proofErr w:type="gramStart"/>
+            <w:r>
+              <w:rPr>
+                <w:rFonts w:ascii="Arial" w:hAnsi="Arial" w:cs="Arial"/>
+                <w:sz w:val="20"/>
+                <w:szCs w:val="20"/>
+                <w:lang w:val="en-GB"/>
+              </w:rPr>
+              <w:t>period of time</w:t>
+            </w:r>
+            <w:proofErr w:type="gramEnd"/>
+            <w:r>
+              <w:rPr>
+                <w:rFonts w:ascii="Arial" w:hAnsi="Arial" w:cs="Arial"/>
+                <w:sz w:val="20"/>
+                <w:szCs w:val="20"/>
+                <w:lang w:val="en-GB"/>
+              </w:rPr>
+              <w:t xml:space="preserve"> determined by the Contracting Entity that the state aid has been legally granted.</w:t>
             </w:r>
           </w:p>
         </w:tc>
@@ -17008,7 +17915,27 @@
                 <w:szCs w:val="20"/>
                 <w:lang w:val="en-GB"/>
               </w:rPr>
-              <w:t>goods (including their manufacturers) and / or services and / or works pose a threat to national security when on the basis of the contract agreement, the circumstances defined in Article of  13 Part 4 (1) the Law on the Protection of Objects of Importance for Ensuring National Security of the Republic of Lithuania deem to arise.</w:t>
+              <w:t xml:space="preserve">goods (including their manufacturers) and / or services and / or works pose a threat to national security when on the basis of the contract agreement, the circumstances defined in Article </w:t>
+            </w:r>
+            <w:proofErr w:type="gramStart"/>
+            <w:r>
+              <w:rPr>
+                <w:rFonts w:ascii="Arial" w:hAnsi="Arial" w:cs="Arial"/>
+                <w:sz w:val="20"/>
+                <w:szCs w:val="20"/>
+                <w:lang w:val="en-GB"/>
+              </w:rPr>
+              <w:t>of  13</w:t>
+            </w:r>
+            <w:proofErr w:type="gramEnd"/>
+            <w:r>
+              <w:rPr>
+                <w:rFonts w:ascii="Arial" w:hAnsi="Arial" w:cs="Arial"/>
+                <w:sz w:val="20"/>
+                <w:szCs w:val="20"/>
+                <w:lang w:val="en-GB"/>
+              </w:rPr>
+              <w:t xml:space="preserve"> Part 4 (1) the Law on the Protection of Objects of Importance for Ensuring National Security of the Republic of Lithuania deem to arise.</w:t>
             </w:r>
           </w:p>
         </w:tc>
@@ -17352,7 +18279,27 @@
                 <w:lang w:val="en-GB"/>
               </w:rPr>
               <w:lastRenderedPageBreak/>
-              <w:t xml:space="preserve">Tender submitted by the Supplier shall be rejected and the Supplier shall be excluded from the Procurement procedure if  the Contracting Entity when carrying out a Procurement, the object of which includes goods or services of </w:t>
+              <w:t xml:space="preserve">Tender submitted by the Supplier shall be rejected and the Supplier shall be excluded from the Procurement procedure </w:t>
+            </w:r>
+            <w:proofErr w:type="gramStart"/>
+            <w:r>
+              <w:rPr>
+                <w:rFonts w:ascii="Arial" w:hAnsi="Arial" w:cs="Arial"/>
+                <w:sz w:val="20"/>
+                <w:szCs w:val="20"/>
+                <w:lang w:val="en-GB"/>
+              </w:rPr>
+              <w:t>if  the</w:t>
+            </w:r>
+            <w:proofErr w:type="gramEnd"/>
+            <w:r>
+              <w:rPr>
+                <w:rFonts w:ascii="Arial" w:hAnsi="Arial" w:cs="Arial"/>
+                <w:sz w:val="20"/>
+                <w:szCs w:val="20"/>
+                <w:lang w:val="en-GB"/>
+              </w:rPr>
+              <w:t xml:space="preserve"> Contracting Entity when carrying out a Procurement, the object of which includes goods or services of </w:t>
             </w:r>
             <w:r>
               <w:rPr>
@@ -17362,7 +18309,27 @@
                 <w:lang w:val="en-GB"/>
               </w:rPr>
               <w:lastRenderedPageBreak/>
-              <w:t>the CPV  codes from the list provided for in Article 92 (13) of the LPP, has identified that the goods or services pose a threat to national security for at least one of the following reasons:</w:t>
+              <w:t xml:space="preserve">the </w:t>
+            </w:r>
+            <w:proofErr w:type="gramStart"/>
+            <w:r>
+              <w:rPr>
+                <w:rFonts w:ascii="Arial" w:hAnsi="Arial" w:cs="Arial"/>
+                <w:sz w:val="20"/>
+                <w:szCs w:val="20"/>
+                <w:lang w:val="en-GB"/>
+              </w:rPr>
+              <w:t>CPV  codes</w:t>
+            </w:r>
+            <w:proofErr w:type="gramEnd"/>
+            <w:r>
+              <w:rPr>
+                <w:rFonts w:ascii="Arial" w:hAnsi="Arial" w:cs="Arial"/>
+                <w:sz w:val="20"/>
+                <w:szCs w:val="20"/>
+                <w:lang w:val="en-GB"/>
+              </w:rPr>
+              <w:t xml:space="preserve"> from the list provided for in Article 92 (13) of the LPP, has identified that the goods or services pose a threat to national security for at least one of the following reasons:</w:t>
             </w:r>
           </w:p>
         </w:tc>
@@ -18371,7 +19338,27 @@
                 <w:szCs w:val="20"/>
                 <w:lang w:val="en-GB"/>
               </w:rPr>
-              <w:t>In accordance with the Article 64 (6) of LP, the Contracting Entity may choose to not evaluate the Supplier’s Tender in its entirety, if after examining its part the Contracting Entity determines that the Final Tender must be rejected in accordance with the Procurement documents. In applying this provision, the Tender shall not be rejected because the price specified in it exceeds the funds allocated for the Procurement, if the most economically beneficial Tender is selected based on the costs ,or price or costs and quality ratio and the Contracting Entity has not specified the amount of funds allocated for the Procurement in the Procurement documents, except in cases where all Final Tenders received are rejected.</w:t>
+              <w:t xml:space="preserve">In accordance with the Article 64 (6) of LP, the Contracting Entity may choose to not evaluate the Supplier’s Tender in its entirety, if after examining its part the Contracting Entity determines that the Final Tender must be rejected in accordance with the Procurement documents. In applying this provision, the Tender shall not be rejected because the price specified in it exceeds the funds allocated for the Procurement, if the most economically beneficial Tender is selected based on the </w:t>
+            </w:r>
+            <w:proofErr w:type="gramStart"/>
+            <w:r>
+              <w:rPr>
+                <w:rFonts w:ascii="Arial" w:hAnsi="Arial" w:cs="Arial"/>
+                <w:sz w:val="20"/>
+                <w:szCs w:val="20"/>
+                <w:lang w:val="en-GB"/>
+              </w:rPr>
+              <w:t>costs ,or</w:t>
+            </w:r>
+            <w:proofErr w:type="gramEnd"/>
+            <w:r>
+              <w:rPr>
+                <w:rFonts w:ascii="Arial" w:hAnsi="Arial" w:cs="Arial"/>
+                <w:sz w:val="20"/>
+                <w:szCs w:val="20"/>
+                <w:lang w:val="en-GB"/>
+              </w:rPr>
+              <w:t xml:space="preserve"> price or costs and quality ratio and the Contracting Entity has not specified the amount of funds allocated for the Procurement in the Procurement documents, except in cases where all Final Tenders received are rejected.</w:t>
             </w:r>
           </w:p>
         </w:tc>
@@ -18609,7 +19596,19 @@
                 <w:szCs w:val="20"/>
                 <w:lang w:val="en-GB"/>
               </w:rPr>
-              <w:t>upplier has not fulfilled the assigned criminal penalty – the prohibition for the legal entity to participate in public procurement.</w:t>
+              <w:t xml:space="preserve">upplier has not fulfilled the assigned criminal penalty – the prohibition for the legal entity to participate in public </w:t>
+            </w:r>
+            <w:proofErr w:type="gramStart"/>
+            <w:r>
+              <w:rPr>
+                <w:rFonts w:ascii="Arial" w:hAnsi="Arial" w:cs="Arial"/>
+                <w:iCs/>
+                <w:color w:val="000000" w:themeColor="text1"/>
+                <w:sz w:val="20"/>
+                <w:szCs w:val="20"/>
+                <w:lang w:val="en-GB"/>
+              </w:rPr>
+              <w:t>procurement.</w:t>
             </w:r>
             <w:r>
               <w:rPr>
@@ -18619,7 +19618,18 @@
                 <w:szCs w:val="20"/>
                 <w:lang w:val="en-GB" w:eastAsia="lt-LT"/>
               </w:rPr>
-              <w:t>“)</w:t>
+              <w:t>“</w:t>
+            </w:r>
+            <w:proofErr w:type="gramEnd"/>
+            <w:r>
+              <w:rPr>
+                <w:rFonts w:ascii="Arial" w:hAnsi="Arial" w:cs="Arial"/>
+                <w:color w:val="000000"/>
+                <w:sz w:val="20"/>
+                <w:szCs w:val="20"/>
+                <w:lang w:val="en-GB" w:eastAsia="lt-LT"/>
+              </w:rPr>
+              <w:t>)</w:t>
             </w:r>
             <w:r>
               <w:rPr>
@@ -18843,7 +19853,27 @@
                 <w:szCs w:val="20"/>
                 <w:lang w:val="en-GB"/>
               </w:rPr>
-              <w:t>Cooperated, actively provided assistance or took other measures to assist in the investigation, clarification of the criminal offense or violation committed by him, if applicable;</w:t>
+              <w:t xml:space="preserve">Cooperated, actively </w:t>
+            </w:r>
+            <w:proofErr w:type="gramStart"/>
+            <w:r>
+              <w:rPr>
+                <w:rFonts w:ascii="Arial" w:hAnsi="Arial" w:cs="Arial"/>
+                <w:sz w:val="20"/>
+                <w:szCs w:val="20"/>
+                <w:lang w:val="en-GB"/>
+              </w:rPr>
+              <w:t>provided assistance</w:t>
+            </w:r>
+            <w:proofErr w:type="gramEnd"/>
+            <w:r>
+              <w:rPr>
+                <w:rFonts w:ascii="Arial" w:hAnsi="Arial" w:cs="Arial"/>
+                <w:sz w:val="20"/>
+                <w:szCs w:val="20"/>
+                <w:lang w:val="en-GB"/>
+              </w:rPr>
+              <w:t xml:space="preserve"> or took other measures to assist in the investigation, clarification of the criminal offense or violation committed by him, if applicable;</w:t>
             </w:r>
           </w:p>
         </w:tc>
@@ -19118,8 +20148,18 @@
                 <w:sz w:val="20"/>
                 <w:szCs w:val="20"/>
               </w:rPr>
-              <w:t>Perkantysis subjektas bet kuriuo Pirkimo procedūros metu gali paprašyti tiekėjų pateikti visus ar dalį dokumentų, patvirtinančių pašalinimo pagrindų nebuvimą, jų atitiktį keliamiems Kvalifikacijos ir kitiems reikalavimams, ir, jeigu taikytina, atitiktį kokybės vadybos sistemos ir (arba) aplinkos apsaugos vadybos sistemos standartams, jeigu tai būtina siekiant užtikrinti tinkamą Pirkimo procedūros atlikimą. Iš užsienio tiekėjų pirmiausia reikalaujama tokios rūšies pažymų ir tokių dokumentinių įrodymų formų, apie kuriuos pateikta informacija Europos Komisijos informacinėje dokumentų saugykloje eCertis</w:t>
-            </w:r>
+              <w:t xml:space="preserve">Perkantysis subjektas bet kuriuo Pirkimo procedūros metu gali paprašyti tiekėjų pateikti visus ar dalį dokumentų, patvirtinančių pašalinimo pagrindų nebuvimą, jų atitiktį keliamiems Kvalifikacijos ir kitiems reikalavimams, ir, jeigu taikytina, atitiktį kokybės vadybos sistemos ir (arba) aplinkos apsaugos vadybos sistemos standartams, jeigu tai būtina siekiant užtikrinti tinkamą Pirkimo procedūros atlikimą. Iš užsienio tiekėjų pirmiausia reikalaujama tokios rūšies pažymų ir tokių dokumentinių įrodymų formų, apie kuriuos pateikta informacija Europos Komisijos informacinėje dokumentų saugykloje </w:t>
+            </w:r>
+            <w:proofErr w:type="spellStart"/>
+            <w:r>
+              <w:rPr>
+                <w:rFonts w:ascii="Arial" w:hAnsi="Arial" w:cs="Arial"/>
+                <w:sz w:val="20"/>
+                <w:szCs w:val="20"/>
+              </w:rPr>
+              <w:t>eCertis</w:t>
+            </w:r>
+            <w:proofErr w:type="spellEnd"/>
             <w:r>
               <w:rPr>
                 <w:rStyle w:val="FootnoteReference"/>
@@ -19159,7 +20199,47 @@
                 <w:szCs w:val="20"/>
                 <w:lang w:val="en-GB"/>
               </w:rPr>
-              <w:t>At any time during the Procurement Procedure, the Contracting Entity may request the Suppliers to provide all or part of the documents confirming the absence of grounds for exclusion, their compliance with the Qualification and Other requirements and, if applicable, compliance with quality management system and / or environmental management system standards if this is necessary to ensure proper performance of the Procurement Procedures. In particular, the type of certificates and forms of documentary evidence for which information is provided in the European Commission's eCertis information repository are required. from foreign Suppliers. Such documents are not required if the Contracting Entity has access to these documents or information directly and free of charge by accessing the national database in any member state or via the CVP IS, or already has these documents from previous Procurement procedures.</w:t>
+              <w:t xml:space="preserve">At any time during the Procurement Procedure, the Contracting Entity may request the Suppliers to provide all or part of the documents confirming the absence of grounds for exclusion, their compliance with the Qualification and Other requirements and, if applicable, compliance with quality management system and / or environmental management system standards if this is necessary to ensure proper performance of the Procurement Procedures. In particular, the type of certificates and forms of documentary evidence for which information is provided in the European Commission's </w:t>
+            </w:r>
+            <w:proofErr w:type="spellStart"/>
+            <w:r>
+              <w:rPr>
+                <w:rFonts w:ascii="Arial" w:hAnsi="Arial" w:cs="Arial"/>
+                <w:sz w:val="20"/>
+                <w:szCs w:val="20"/>
+                <w:lang w:val="en-GB"/>
+              </w:rPr>
+              <w:t>eCertis</w:t>
+            </w:r>
+            <w:proofErr w:type="spellEnd"/>
+            <w:r>
+              <w:rPr>
+                <w:rFonts w:ascii="Arial" w:hAnsi="Arial" w:cs="Arial"/>
+                <w:sz w:val="20"/>
+                <w:szCs w:val="20"/>
+                <w:lang w:val="en-GB"/>
+              </w:rPr>
+              <w:t xml:space="preserve"> information repository are required. from foreign Suppliers. Such documents are not required if the Contracting Entity has access to these documents or information directly and free of charge by accessing the national database in any member state or via the CVP </w:t>
+            </w:r>
+            <w:proofErr w:type="gramStart"/>
+            <w:r>
+              <w:rPr>
+                <w:rFonts w:ascii="Arial" w:hAnsi="Arial" w:cs="Arial"/>
+                <w:sz w:val="20"/>
+                <w:szCs w:val="20"/>
+                <w:lang w:val="en-GB"/>
+              </w:rPr>
+              <w:t>IS, or</w:t>
+            </w:r>
+            <w:proofErr w:type="gramEnd"/>
+            <w:r>
+              <w:rPr>
+                <w:rFonts w:ascii="Arial" w:hAnsi="Arial" w:cs="Arial"/>
+                <w:sz w:val="20"/>
+                <w:szCs w:val="20"/>
+                <w:lang w:val="en-GB"/>
+              </w:rPr>
+              <w:t xml:space="preserve"> already has these documents from previous Procurement procedures.</w:t>
             </w:r>
           </w:p>
         </w:tc>
@@ -19239,7 +20319,27 @@
                 <w:lang w:val="en-GB"/>
               </w:rPr>
               <w:lastRenderedPageBreak/>
-              <w:t xml:space="preserve">If the Contracting Entity has doubts about the accuracy of the information provided by the Supplier, it has the right to apply to the Supplier with a request to provide a justification of the information provided by the Supplier to the Contracting Entity. The Contracting Entity has the right to contact the persons (customers) specified by the Supplier in order to ascertain the accuracy of the specified information, and if these persons do not confirm the correctness of the information specified by the Supplier - to reject the Supplier's Tender. The Contracting Entity also has the right to request the Supplier to provide written </w:t>
+              <w:t xml:space="preserve">If the Contracting Entity has doubts about the accuracy of the information provided by the Supplier, it has the right to apply to the Supplier with a request to provide a justification of the information provided by the Supplier to the Contracting Entity. The Contracting Entity has the right to contact the persons (customers) specified by the Supplier </w:t>
+            </w:r>
+            <w:proofErr w:type="gramStart"/>
+            <w:r>
+              <w:rPr>
+                <w:rFonts w:ascii="Arial" w:hAnsi="Arial" w:cs="Arial"/>
+                <w:sz w:val="20"/>
+                <w:szCs w:val="20"/>
+                <w:lang w:val="en-GB"/>
+              </w:rPr>
+              <w:t>in order to</w:t>
+            </w:r>
+            <w:proofErr w:type="gramEnd"/>
+            <w:r>
+              <w:rPr>
+                <w:rFonts w:ascii="Arial" w:hAnsi="Arial" w:cs="Arial"/>
+                <w:sz w:val="20"/>
+                <w:szCs w:val="20"/>
+                <w:lang w:val="en-GB"/>
+              </w:rPr>
+              <w:t xml:space="preserve"> ascertain the accuracy of the specified information, and if these persons do not confirm the correctness of the information specified by the Supplier - to reject the Supplier's Tender. The Contracting Entity also has the right to request the Supplier to provide written </w:t>
             </w:r>
             <w:r>
               <w:rPr>
@@ -19382,14 +20482,25 @@
                 <w:szCs w:val="20"/>
               </w:rPr>
             </w:pPr>
-            <w:r>
-              <w:rPr>
-                <w:rFonts w:ascii="Arial" w:hAnsi="Arial" w:cs="Arial"/>
-                <w:sz w:val="20"/>
-                <w:szCs w:val="20"/>
-                <w:lang w:val="en-GB"/>
-              </w:rPr>
-              <w:t>In order to verify the data provided by the Supplier regarding its compliance with the established Qualification Requirements, the Contracting Entity may request the Supplier to create conditions for getting acquainted with the projects implemented by the Supplier and their results. The Supplier, insofar as it depends on it, must facilitate such acquaintance and provide all additional requested data and documents related to the information provided by the Supplier together with the Tender, which are necessary to ascertain the Supplier's compliance with the specified Qualification Requirement.</w:t>
+            <w:proofErr w:type="gramStart"/>
+            <w:r>
+              <w:rPr>
+                <w:rFonts w:ascii="Arial" w:hAnsi="Arial" w:cs="Arial"/>
+                <w:sz w:val="20"/>
+                <w:szCs w:val="20"/>
+                <w:lang w:val="en-GB"/>
+              </w:rPr>
+              <w:t>In order to</w:t>
+            </w:r>
+            <w:proofErr w:type="gramEnd"/>
+            <w:r>
+              <w:rPr>
+                <w:rFonts w:ascii="Arial" w:hAnsi="Arial" w:cs="Arial"/>
+                <w:sz w:val="20"/>
+                <w:szCs w:val="20"/>
+                <w:lang w:val="en-GB"/>
+              </w:rPr>
+              <w:t xml:space="preserve"> verify the data provided by the Supplier regarding its compliance with the established Qualification Requirements, the Contracting Entity may request the Supplier to create conditions for getting acquainted with the projects implemented by the Supplier and their results. The Supplier, insofar as it depends on it, must facilitate such acquaintance and provide all additional requested data and documents related to the information provided by the Supplier together with the Tender, which are necessary to ascertain the Supplier's compliance with the specified Qualification Requirement.</w:t>
             </w:r>
           </w:p>
         </w:tc>
@@ -19688,7 +20799,27 @@
                 <w:szCs w:val="20"/>
                 <w:lang w:val="en-GB"/>
               </w:rPr>
-              <w:t>. When correcting arithmetical errors specified in the Tender, the Supplier may correct the price or cost components, but shall not have the right to waive the price or cost components or add new parts to the price or cost. If the Supplier does not correct arithmetical errors and/or does not explain the Tender within the specified term, their Tender shall be deemed not to comply with the requirements set forth in the Procurement documents. When applying fixed rate pricing, the Supplier may not correct/adjust the rates provided with the Tender.</w:t>
+              <w:t xml:space="preserve">. When correcting arithmetical errors specified in the Tender, the Supplier may correct the price or cost </w:t>
+            </w:r>
+            <w:proofErr w:type="gramStart"/>
+            <w:r>
+              <w:rPr>
+                <w:rFonts w:ascii="Arial" w:hAnsi="Arial" w:cs="Arial"/>
+                <w:sz w:val="20"/>
+                <w:szCs w:val="20"/>
+                <w:lang w:val="en-GB"/>
+              </w:rPr>
+              <w:t>components, but</w:t>
+            </w:r>
+            <w:proofErr w:type="gramEnd"/>
+            <w:r>
+              <w:rPr>
+                <w:rFonts w:ascii="Arial" w:hAnsi="Arial" w:cs="Arial"/>
+                <w:sz w:val="20"/>
+                <w:szCs w:val="20"/>
+                <w:lang w:val="en-GB"/>
+              </w:rPr>
+              <w:t xml:space="preserve"> shall not have the right to waive the price or cost components or add new parts to the price or cost. If the Supplier does not correct arithmetical errors and/or does not explain the Tender within the specified term, their Tender shall be deemed not to comply with the requirements set forth in the Procurement documents. When applying fixed rate pricing, the Supplier may not correct/adjust the rates provided with the Tender.</w:t>
             </w:r>
           </w:p>
         </w:tc>
@@ -20384,7 +21515,73 @@
                 <w:lang w:val="en-GB"/>
               </w:rPr>
               <w:lastRenderedPageBreak/>
-              <w:t>When evaluating the price of the Tender, the Contracting Entity will take into account the final amount of funds spent on the Procurement, including the tax obligations (or rights) it acquires as a result of entering into a contract with the winner of the Procurement. If, in accordance with the Law on Value Added Tax  of the Republic of Lithuania</w:t>
+              <w:t xml:space="preserve">When evaluating the price of the Tender, the Contracting Entity will </w:t>
+            </w:r>
+            <w:proofErr w:type="gramStart"/>
+            <w:r>
+              <w:rPr>
+                <w:rFonts w:ascii="Arial" w:hAnsi="Arial" w:cs="Arial"/>
+                <w:color w:val="000000"/>
+                <w:sz w:val="20"/>
+                <w:szCs w:val="20"/>
+                <w:lang w:val="en-GB"/>
+              </w:rPr>
+              <w:t>take into account</w:t>
+            </w:r>
+            <w:proofErr w:type="gramEnd"/>
+            <w:r>
+              <w:rPr>
+                <w:rFonts w:ascii="Arial" w:hAnsi="Arial" w:cs="Arial"/>
+                <w:color w:val="000000"/>
+                <w:sz w:val="20"/>
+                <w:szCs w:val="20"/>
+                <w:lang w:val="en-GB"/>
+              </w:rPr>
+              <w:t xml:space="preserve"> the final amount of funds spent on the Procurement, including the tax obligations (or rights) it acquires </w:t>
+            </w:r>
+            <w:proofErr w:type="gramStart"/>
+            <w:r>
+              <w:rPr>
+                <w:rFonts w:ascii="Arial" w:hAnsi="Arial" w:cs="Arial"/>
+                <w:color w:val="000000"/>
+                <w:sz w:val="20"/>
+                <w:szCs w:val="20"/>
+                <w:lang w:val="en-GB"/>
+              </w:rPr>
+              <w:t>as a result of</w:t>
+            </w:r>
+            <w:proofErr w:type="gramEnd"/>
+            <w:r>
+              <w:rPr>
+                <w:rFonts w:ascii="Arial" w:hAnsi="Arial" w:cs="Arial"/>
+                <w:color w:val="000000"/>
+                <w:sz w:val="20"/>
+                <w:szCs w:val="20"/>
+                <w:lang w:val="en-GB"/>
+              </w:rPr>
+              <w:t xml:space="preserve"> entering into a contract with the winner of the Procurement. If, in accordance with the Law on Value Added </w:t>
+            </w:r>
+            <w:proofErr w:type="gramStart"/>
+            <w:r>
+              <w:rPr>
+                <w:rFonts w:ascii="Arial" w:hAnsi="Arial" w:cs="Arial"/>
+                <w:color w:val="000000"/>
+                <w:sz w:val="20"/>
+                <w:szCs w:val="20"/>
+                <w:lang w:val="en-GB"/>
+              </w:rPr>
+              <w:t>Tax  of</w:t>
+            </w:r>
+            <w:proofErr w:type="gramEnd"/>
+            <w:r>
+              <w:rPr>
+                <w:rFonts w:ascii="Arial" w:hAnsi="Arial" w:cs="Arial"/>
+                <w:color w:val="000000"/>
+                <w:sz w:val="20"/>
+                <w:szCs w:val="20"/>
+                <w:lang w:val="en-GB"/>
+              </w:rPr>
+              <w:t xml:space="preserve"> the Republic of Lithuania</w:t>
             </w:r>
             <w:r>
               <w:rPr>
@@ -20733,7 +21930,27 @@
                 <w:szCs w:val="20"/>
                 <w:lang w:val="en-GB"/>
               </w:rPr>
-              <w:t xml:space="preserve">The Contracting Entity, having made a decision on termination of the Procurement Procedures, shall inform the Suppliers thereof immediately, but in any case, not later than within </w:t>
+              <w:t xml:space="preserve">The Contracting Entity, having </w:t>
+            </w:r>
+            <w:proofErr w:type="gramStart"/>
+            <w:r>
+              <w:rPr>
+                <w:rFonts w:ascii="Arial" w:hAnsi="Arial" w:cs="Arial"/>
+                <w:sz w:val="20"/>
+                <w:szCs w:val="20"/>
+                <w:lang w:val="en-GB"/>
+              </w:rPr>
+              <w:t>made a decision</w:t>
+            </w:r>
+            <w:proofErr w:type="gramEnd"/>
+            <w:r>
+              <w:rPr>
+                <w:rFonts w:ascii="Arial" w:hAnsi="Arial" w:cs="Arial"/>
+                <w:sz w:val="20"/>
+                <w:szCs w:val="20"/>
+                <w:lang w:val="en-GB"/>
+              </w:rPr>
+              <w:t xml:space="preserve"> on termination of the Procurement Procedures, shall inform the Suppliers thereof immediately, but in any case, not later than within </w:t>
             </w:r>
             <w:r>
               <w:rPr>
@@ -22165,7 +23382,29 @@
                 <w:szCs w:val="20"/>
                 <w:lang w:val="en-GB" w:eastAsia="lt-LT"/>
               </w:rPr>
-              <w:t>In case of technical problems of CPP IS, when the Supplier is not able to provide the password by means of correspondence of CPP IS, the Supplier has the right to provide the password by other means optionally: by official e-mail of the Contracting Entity or in writing. In this case, the Supplier should be active and make sure that the provided password has reached the addressee in time (for example, by contacting the Contracting Entity by its official telephone and/or other means);</w:t>
+              <w:t xml:space="preserve">In case of technical problems of CPP IS, when the Supplier </w:t>
+            </w:r>
+            <w:proofErr w:type="gramStart"/>
+            <w:r>
+              <w:rPr>
+                <w:rFonts w:ascii="Arial" w:hAnsi="Arial" w:cs="Arial"/>
+                <w:color w:val="000000"/>
+                <w:sz w:val="20"/>
+                <w:szCs w:val="20"/>
+                <w:lang w:val="en-GB" w:eastAsia="lt-LT"/>
+              </w:rPr>
+              <w:t>is not able to</w:t>
+            </w:r>
+            <w:proofErr w:type="gramEnd"/>
+            <w:r>
+              <w:rPr>
+                <w:rFonts w:ascii="Arial" w:hAnsi="Arial" w:cs="Arial"/>
+                <w:color w:val="000000"/>
+                <w:sz w:val="20"/>
+                <w:szCs w:val="20"/>
+                <w:lang w:val="en-GB" w:eastAsia="lt-LT"/>
+              </w:rPr>
+              <w:t xml:space="preserve"> provide the password by means of correspondence of CPP IS, the Supplier has the right to provide the password by other means optionally: by official e-mail of the Contracting Entity or in writing. In this case, the Supplier should be active and make sure that the provided password has reached the addressee in time (for example, by contacting the Contracting Entity by its official telephone and/or other means);</w:t>
             </w:r>
           </w:p>
         </w:tc>
@@ -22740,14 +23979,25 @@
                 <w:szCs w:val="20"/>
               </w:rPr>
             </w:pPr>
-            <w:r>
-              <w:rPr>
-                <w:rFonts w:ascii="Arial" w:hAnsi="Arial" w:cs="Arial"/>
-                <w:sz w:val="20"/>
-                <w:szCs w:val="20"/>
-                <w:lang w:val="en-GB"/>
-              </w:rPr>
-              <w:t>In order to ensure uniform interpretation of the requests submitted by the Supplier, the Supplier, when submitting a claim to the Contracting Entity, must clearly indicate in writing that his request shall be considered a claim.</w:t>
+            <w:proofErr w:type="gramStart"/>
+            <w:r>
+              <w:rPr>
+                <w:rFonts w:ascii="Arial" w:hAnsi="Arial" w:cs="Arial"/>
+                <w:sz w:val="20"/>
+                <w:szCs w:val="20"/>
+                <w:lang w:val="en-GB"/>
+              </w:rPr>
+              <w:t>In order to</w:t>
+            </w:r>
+            <w:proofErr w:type="gramEnd"/>
+            <w:r>
+              <w:rPr>
+                <w:rFonts w:ascii="Arial" w:hAnsi="Arial" w:cs="Arial"/>
+                <w:sz w:val="20"/>
+                <w:szCs w:val="20"/>
+                <w:lang w:val="en-GB"/>
+              </w:rPr>
+              <w:t xml:space="preserve"> ensure uniform interpretation of the requests submitted by the Supplier, the Supplier, when submitting a claim to the Contracting Entity, must clearly indicate in writing that his request shall be considered a claim.</w:t>
             </w:r>
           </w:p>
         </w:tc>
@@ -23344,7 +24594,27 @@
                 <w:szCs w:val="20"/>
                 <w:lang w:val="en-GB"/>
               </w:rPr>
-              <w:t>The Contract must comply with the Successful Supplier's Tender, the Procurement Conditions and other requirements set for the Suppliers.</w:t>
+              <w:t xml:space="preserve">The Contract must comply with the Successful Supplier's </w:t>
+            </w:r>
+            <w:proofErr w:type="gramStart"/>
+            <w:r>
+              <w:rPr>
+                <w:rFonts w:ascii="Arial" w:hAnsi="Arial" w:cs="Arial"/>
+                <w:sz w:val="20"/>
+                <w:szCs w:val="20"/>
+                <w:lang w:val="en-GB"/>
+              </w:rPr>
+              <w:t>Tender,</w:t>
+            </w:r>
+            <w:proofErr w:type="gramEnd"/>
+            <w:r>
+              <w:rPr>
+                <w:rFonts w:ascii="Arial" w:hAnsi="Arial" w:cs="Arial"/>
+                <w:sz w:val="20"/>
+                <w:szCs w:val="20"/>
+                <w:lang w:val="en-GB"/>
+              </w:rPr>
+              <w:t xml:space="preserve"> the Procurement Conditions and other requirements set for the Suppliers.</w:t>
             </w:r>
           </w:p>
         </w:tc>
@@ -24022,7 +25292,27 @@
                 <w:szCs w:val="20"/>
                 <w:lang w:val="en-GB"/>
               </w:rPr>
-              <w:t>Pursuant to the requirements of Article 13 of the Law on Protection of Objects Important for National Security of the Republic of Lithuania, the Contracting Entity will inform the Coordination Commission for Protection of Objects Important for National Security (hereinafter – the Coordination Commission) of the intended Contract. In the event that an inspection is carried out concerning the compliance of the intended Contract with the interests of national security, the Supplier undertakes to provide the Contracting Entity and/or the competent authorities with all data, documents and consents necessary for such inspection. In all the following cases, once the potential winner has been identified, the Contracting Entity will inform the Coordinating Commission when:</w:t>
+              <w:t xml:space="preserve">Pursuant to the requirements of Article 13 of the Law on Protection of Objects Important for National Security of the Republic of Lithuania, the Contracting Entity will inform the Coordination Commission for Protection of Objects Important for National Security (hereinafter – the Coordination Commission) of the intended Contract. </w:t>
+            </w:r>
+            <w:proofErr w:type="gramStart"/>
+            <w:r>
+              <w:rPr>
+                <w:rFonts w:ascii="Arial" w:hAnsi="Arial" w:cs="Arial"/>
+                <w:sz w:val="20"/>
+                <w:szCs w:val="20"/>
+                <w:lang w:val="en-GB"/>
+              </w:rPr>
+              <w:t>In the event that</w:t>
+            </w:r>
+            <w:proofErr w:type="gramEnd"/>
+            <w:r>
+              <w:rPr>
+                <w:rFonts w:ascii="Arial" w:hAnsi="Arial" w:cs="Arial"/>
+                <w:sz w:val="20"/>
+                <w:szCs w:val="20"/>
+                <w:lang w:val="en-GB"/>
+              </w:rPr>
+              <w:t xml:space="preserve"> an inspection is carried out concerning the compliance of the intended Contract with the interests of national security, the Supplier undertakes to provide the Contracting Entity and/or the competent authorities with all data, documents and consents necessary for such inspection. In all the following cases, once the potential winner has been identified, the Contracting Entity will inform the Coordinating Commission when:</w:t>
             </w:r>
           </w:p>
         </w:tc>
@@ -24136,7 +25426,25 @@
                 <w:sz w:val="20"/>
                 <w:szCs w:val="20"/>
               </w:rPr>
-              <w:t>Pirkimo metu keliami reikalavimai dėl Tiekėjų, Subtiekėjų, Ūkio subjektų, kurių pajėgumais remiamasi, Kvazisubtiekėjų, prekių, paslaugų ar darbų atitikties nacionalinio saugumo interesams;</w:t>
+              <w:t xml:space="preserve">Pirkimo metu keliami reikalavimai dėl Tiekėjų, Subtiekėjų, Ūkio subjektų, kurių pajėgumais remiamasi, </w:t>
+            </w:r>
+            <w:proofErr w:type="spellStart"/>
+            <w:r>
+              <w:rPr>
+                <w:rFonts w:ascii="Arial" w:hAnsi="Arial" w:cs="Arial"/>
+                <w:sz w:val="20"/>
+                <w:szCs w:val="20"/>
+              </w:rPr>
+              <w:t>Kvazisubtiekėjų</w:t>
+            </w:r>
+            <w:proofErr w:type="spellEnd"/>
+            <w:r>
+              <w:rPr>
+                <w:rFonts w:ascii="Arial" w:hAnsi="Arial" w:cs="Arial"/>
+                <w:sz w:val="20"/>
+                <w:szCs w:val="20"/>
+              </w:rPr>
+              <w:t>, prekių, paslaugų ar darbų atitikties nacionalinio saugumo interesams;</w:t>
             </w:r>
           </w:p>
         </w:tc>
@@ -24316,7 +25624,27 @@
                 <w:szCs w:val="20"/>
                 <w:lang w:val="en-GB"/>
               </w:rPr>
-              <w:t>The Supplier is granted the right to participate in the implementation of a project of special state importance or a project of state importance on the basis of the Contract;</w:t>
+              <w:t xml:space="preserve">The Supplier is granted the right to participate in the implementation of a project of special state importance or a project of state importance </w:t>
+            </w:r>
+            <w:proofErr w:type="gramStart"/>
+            <w:r>
+              <w:rPr>
+                <w:rFonts w:ascii="Arial" w:hAnsi="Arial" w:cs="Arial"/>
+                <w:sz w:val="20"/>
+                <w:szCs w:val="20"/>
+                <w:lang w:val="en-GB"/>
+              </w:rPr>
+              <w:t>on the basis of</w:t>
+            </w:r>
+            <w:proofErr w:type="gramEnd"/>
+            <w:r>
+              <w:rPr>
+                <w:rFonts w:ascii="Arial" w:hAnsi="Arial" w:cs="Arial"/>
+                <w:sz w:val="20"/>
+                <w:szCs w:val="20"/>
+                <w:lang w:val="en-GB"/>
+              </w:rPr>
+              <w:t xml:space="preserve"> the Contract;</w:t>
             </w:r>
           </w:p>
         </w:tc>
@@ -24385,7 +25713,27 @@
                 <w:szCs w:val="20"/>
                 <w:lang w:val="en-GB"/>
               </w:rPr>
-              <w:t>The Supplier is granted, on the basis of the Contract, the right to operate or manage facilities and assets important for national security or to perform other significant activities that may pose a risk or threat to national security and may affect facilities and assets important for national security.</w:t>
+              <w:t xml:space="preserve">The Supplier is granted, </w:t>
+            </w:r>
+            <w:proofErr w:type="gramStart"/>
+            <w:r>
+              <w:rPr>
+                <w:rFonts w:ascii="Arial" w:hAnsi="Arial" w:cs="Arial"/>
+                <w:sz w:val="20"/>
+                <w:szCs w:val="20"/>
+                <w:lang w:val="en-GB"/>
+              </w:rPr>
+              <w:t>on the basis of</w:t>
+            </w:r>
+            <w:proofErr w:type="gramEnd"/>
+            <w:r>
+              <w:rPr>
+                <w:rFonts w:ascii="Arial" w:hAnsi="Arial" w:cs="Arial"/>
+                <w:sz w:val="20"/>
+                <w:szCs w:val="20"/>
+                <w:lang w:val="en-GB"/>
+              </w:rPr>
+              <w:t xml:space="preserve"> the Contract, the right to operate or manage facilities and assets important for national security or to perform other significant activities that may pose a risk or threat to national security and may affect facilities and assets important for national security.</w:t>
             </w:r>
           </w:p>
         </w:tc>
@@ -24648,7 +25996,27 @@
                 <w:szCs w:val="20"/>
                 <w:lang w:val="en-GB"/>
               </w:rPr>
-              <w:t>If the Supplier  provides incomplete, inaccurate or false documents or data required for the verification of compliance with the interests of national security, the contracting entity will have the right to ask for these documents or data to be clarified, supplemented or explained within a reasonable time limit established by it. Other competent authorities also have the right to request the Supplier to provide these documents or data.</w:t>
+              <w:t xml:space="preserve">If the </w:t>
+            </w:r>
+            <w:proofErr w:type="gramStart"/>
+            <w:r>
+              <w:rPr>
+                <w:rFonts w:ascii="Arial" w:hAnsi="Arial" w:cs="Arial"/>
+                <w:sz w:val="20"/>
+                <w:szCs w:val="20"/>
+                <w:lang w:val="en-GB"/>
+              </w:rPr>
+              <w:t>Supplier  provides</w:t>
+            </w:r>
+            <w:proofErr w:type="gramEnd"/>
+            <w:r>
+              <w:rPr>
+                <w:rFonts w:ascii="Arial" w:hAnsi="Arial" w:cs="Arial"/>
+                <w:sz w:val="20"/>
+                <w:szCs w:val="20"/>
+                <w:lang w:val="en-GB"/>
+              </w:rPr>
+              <w:t xml:space="preserve"> incomplete, inaccurate or false documents or data required for the verification of compliance with the interests of national security, the contracting entity will have the right to ask for these documents or data to be clarified, supplemented or explained within a reasonable time limit established by it. Other competent authorities also have the right to request the Supplier to provide these documents or data.</w:t>
             </w:r>
           </w:p>
         </w:tc>
@@ -24742,6 +26110,8 @@
     </w:tbl>
     <w:p/>
     <w:sectPr>
+      <w:headerReference w:type="default" r:id="rId8"/>
+      <w:footerReference w:type="default" r:id="rId9"/>
       <w:pgSz w:w="16838" w:h="11906" w:orient="landscape"/>
       <w:pgMar w:top="1701" w:right="536" w:bottom="567" w:left="1134" w:header="567" w:footer="567" w:gutter="0"/>
       <w:cols w:space="1296"/>
@@ -24774,6 +26144,48 @@
     </w:p>
   </w:endnote>
 </w:endnotes>
+</file>
+
+<file path=word/footer1.xml><?xml version="1.0" encoding="utf-8"?>
+<w:ftr xmlns:wpc="http://schemas.microsoft.com/office/word/2010/wordprocessingCanvas" xmlns:cx="http://schemas.microsoft.com/office/drawing/2014/chartex" xmlns:cx1="http://schemas.microsoft.com/office/drawing/2015/9/8/chartex" xmlns:cx2="http://schemas.microsoft.com/office/drawing/2015/10/21/chartex" xmlns:cx3="http://schemas.microsoft.com/office/drawing/2016/5/9/chartex" xmlns:cx4="http://schemas.microsoft.com/office/drawing/2016/5/10/chartex" xmlns:cx5="http://schemas.microsoft.com/office/drawing/2016/5/11/chartex" xmlns:cx6="http://schemas.microsoft.com/office/drawing/2016/5/12/chartex" xmlns:cx7="http://schemas.microsoft.com/office/drawing/2016/5/13/chartex" xmlns:cx8="http://schemas.microsoft.com/office/drawing/2016/5/14/chartex" xmlns:mc="http://schemas.openxmlformats.org/markup-compatibility/2006" xmlns:aink="http://schemas.microsoft.com/office/drawing/2016/ink" xmlns:am3d="http://schemas.microsoft.com/office/drawing/2017/model3d" xmlns:o="urn:schemas-microsoft-com:office:office" xmlns:oel="http://schemas.microsoft.com/office/2019/extlst" xmlns:r="http://schemas.openxmlformats.org/officeDocument/2006/relationships" xmlns:m="http://schemas.openxmlformats.org/officeDocument/2006/math" xmlns:v="urn:schemas-microsoft-com:vml" xmlns:wp14="http://schemas.microsoft.com/office/word/2010/wordprocessingDrawing" xmlns:wp="http://schemas.openxmlformats.org/drawingml/2006/wordprocessingDrawing" xmlns:w10="urn:schemas-microsoft-com:office:word" xmlns:w="http://schemas.openxmlformats.org/wordprocessingml/2006/main" xmlns:w14="http://schemas.microsoft.com/office/word/2010/wordml" xmlns:w15="http://schemas.microsoft.com/office/word/2012/wordml" xmlns:w16cex="http://schemas.microsoft.com/office/word/2018/wordml/cex" xmlns:w16cid="http://schemas.microsoft.com/office/word/2016/wordml/cid" xmlns:w16="http://schemas.microsoft.com/office/word/2018/wordml" xmlns:w16du="http://schemas.microsoft.com/office/word/2023/wordml/word16du" xmlns:w16sdtdh="http://schemas.microsoft.com/office/word/2020/wordml/sdtdatahash" xmlns:w16sdtfl="http://schemas.microsoft.com/office/word/2024/wordml/sdtformatlock" xmlns:w16se="http://schemas.microsoft.com/office/word/2015/wordml/symex" xmlns:wpg="http://schemas.microsoft.com/office/word/2010/wordprocessingGroup" xmlns:wpi="http://schemas.microsoft.com/office/word/2010/wordprocessingInk" xmlns:wne="http://schemas.microsoft.com/office/word/2006/wordml" xmlns:wps="http://schemas.microsoft.com/office/word/2010/wordprocessingShape" mc:Ignorable="w14 w15 w16se w16cid w16 w16cex w16sdtdh w16sdtfl w16du wp14">
+  <w:sdt>
+    <w:sdtPr>
+      <w:id w:val="-478845053"/>
+      <w:docPartObj>
+        <w:docPartGallery w:val="Page Numbers (Bottom of Page)"/>
+        <w:docPartUnique/>
+      </w:docPartObj>
+    </w:sdtPr>
+    <w:sdtContent>
+      <w:p>
+        <w:pPr>
+          <w:pStyle w:val="Footer"/>
+          <w:jc w:val="right"/>
+        </w:pPr>
+        <w:r>
+          <w:fldChar w:fldCharType="begin"/>
+        </w:r>
+        <w:r>
+          <w:instrText>PAGE   \* MERGEFORMAT</w:instrText>
+        </w:r>
+        <w:r>
+          <w:fldChar w:fldCharType="separate"/>
+        </w:r>
+        <w:r>
+          <w:t>2</w:t>
+        </w:r>
+        <w:r>
+          <w:fldChar w:fldCharType="end"/>
+        </w:r>
+      </w:p>
+    </w:sdtContent>
+  </w:sdt>
+  <w:p>
+    <w:pPr>
+      <w:pStyle w:val="Footer"/>
+    </w:pPr>
+  </w:p>
+</w:ftr>
 </file>
 
 <file path=word/footnotes.xml><?xml version="1.0" encoding="utf-8"?>
@@ -25000,7 +26412,7 @@
             <w:sz w:val="16"/>
             <w:szCs w:val="16"/>
           </w:rPr>
-          <w:t>http://vpt.lrv.lt/uploads/vpt/documents/files/uzsifravimo_instrukcija.pdf</w:t>
+          <w:t>https://vpt.lrv.lt/uploads/vpt/documents/files/LT_versija/CVP_IS/Mokymu_medziaga/Tiekejams/Uzsifravimo_instrukcija.pdf</w:t>
         </w:r>
       </w:hyperlink>
     </w:p>
@@ -25040,7 +26452,7 @@
             <w:sz w:val="16"/>
             <w:szCs w:val="16"/>
           </w:rPr>
-          <w:t>http://vpt.lrv.lt/uploads/vpt/documents/files/uzsifravimo_instrukcija.pdf</w:t>
+          <w:t>https://vpt.lrv.lt/uploads/vpt/documents/files/LT_versija/CVP_IS/Mokymu_medziaga/Tiekejams/Uzsifravimo_instrukcija.pdf</w:t>
         </w:r>
       </w:hyperlink>
     </w:p>
@@ -25105,6 +26517,65 @@
     </w:p>
   </w:footnote>
 </w:footnotes>
+</file>
+
+<file path=word/header1.xml><?xml version="1.0" encoding="utf-8"?>
+<w:hdr xmlns:wpc="http://schemas.microsoft.com/office/word/2010/wordprocessingCanvas" xmlns:cx="http://schemas.microsoft.com/office/drawing/2014/chartex" xmlns:cx1="http://schemas.microsoft.com/office/drawing/2015/9/8/chartex" xmlns:cx2="http://schemas.microsoft.com/office/drawing/2015/10/21/chartex" xmlns:cx3="http://schemas.microsoft.com/office/drawing/2016/5/9/chartex" xmlns:cx4="http://schemas.microsoft.com/office/drawing/2016/5/10/chartex" xmlns:cx5="http://schemas.microsoft.com/office/drawing/2016/5/11/chartex" xmlns:cx6="http://schemas.microsoft.com/office/drawing/2016/5/12/chartex" xmlns:cx7="http://schemas.microsoft.com/office/drawing/2016/5/13/chartex" xmlns:cx8="http://schemas.microsoft.com/office/drawing/2016/5/14/chartex" xmlns:mc="http://schemas.openxmlformats.org/markup-compatibility/2006" xmlns:aink="http://schemas.microsoft.com/office/drawing/2016/ink" xmlns:am3d="http://schemas.microsoft.com/office/drawing/2017/model3d" xmlns:o="urn:schemas-microsoft-com:office:office" xmlns:oel="http://schemas.microsoft.com/office/2019/extlst" xmlns:r="http://schemas.openxmlformats.org/officeDocument/2006/relationships" xmlns:m="http://schemas.openxmlformats.org/officeDocument/2006/math" xmlns:v="urn:schemas-microsoft-com:vml" xmlns:wp14="http://schemas.microsoft.com/office/word/2010/wordprocessingDrawing" xmlns:wp="http://schemas.openxmlformats.org/drawingml/2006/wordprocessingDrawing" xmlns:w10="urn:schemas-microsoft-com:office:word" xmlns:w="http://schemas.openxmlformats.org/wordprocessingml/2006/main" xmlns:w14="http://schemas.microsoft.com/office/word/2010/wordml" xmlns:w15="http://schemas.microsoft.com/office/word/2012/wordml" xmlns:w16cex="http://schemas.microsoft.com/office/word/2018/wordml/cex" xmlns:w16cid="http://schemas.microsoft.com/office/word/2016/wordml/cid" xmlns:w16="http://schemas.microsoft.com/office/word/2018/wordml" xmlns:w16du="http://schemas.microsoft.com/office/word/2023/wordml/word16du" xmlns:w16sdtdh="http://schemas.microsoft.com/office/word/2020/wordml/sdtdatahash" xmlns:w16sdtfl="http://schemas.microsoft.com/office/word/2024/wordml/sdtformatlock" xmlns:w16se="http://schemas.microsoft.com/office/word/2015/wordml/symex" xmlns:wpg="http://schemas.microsoft.com/office/word/2010/wordprocessingGroup" xmlns:wpi="http://schemas.microsoft.com/office/word/2010/wordprocessingInk" xmlns:wne="http://schemas.microsoft.com/office/word/2006/wordml" xmlns:wps="http://schemas.microsoft.com/office/word/2010/wordprocessingShape" mc:Ignorable="w14 w15 w16se w16cid w16 w16cex w16sdtdh w16sdtfl w16du wp14">
+  <w:p>
+    <w:pPr>
+      <w:pStyle w:val="Header"/>
+      <w:jc w:val="center"/>
+    </w:pPr>
+    <w:r>
+      <w:rPr>
+        <w:noProof/>
+      </w:rPr>
+      <w:drawing>
+        <wp:inline distT="0" distB="0" distL="0" distR="0" wp14:anchorId="027F9816" wp14:editId="73FA264E">
+          <wp:extent cx="1079500" cy="397510"/>
+          <wp:effectExtent l="0" t="0" r="6350" b="2540"/>
+          <wp:docPr id="964352042" name="Graphic 70"/>
+          <wp:cNvGraphicFramePr>
+            <a:graphicFrameLocks xmlns:a="http://schemas.openxmlformats.org/drawingml/2006/main" noChangeAspect="1"/>
+          </wp:cNvGraphicFramePr>
+          <a:graphic xmlns:a="http://schemas.openxmlformats.org/drawingml/2006/main">
+            <a:graphicData uri="http://schemas.openxmlformats.org/drawingml/2006/picture">
+              <pic:pic xmlns:pic="http://schemas.openxmlformats.org/drawingml/2006/picture">
+                <pic:nvPicPr>
+                  <pic:cNvPr id="964352042" name="Graphic 70"/>
+                  <pic:cNvPicPr>
+                    <a:picLocks noChangeAspect="1"/>
+                  </pic:cNvPicPr>
+                </pic:nvPicPr>
+                <pic:blipFill>
+                  <a:blip r:embed="rId1">
+                    <a:extLst>
+                      <a:ext uri="{96DAC541-7B7A-43D3-8B79-37D633B846F1}">
+                        <asvg:svgBlip xmlns:asvg="http://schemas.microsoft.com/office/drawing/2016/SVG/main" r:embed="rId2"/>
+                      </a:ext>
+                    </a:extLst>
+                  </a:blip>
+                  <a:stretch>
+                    <a:fillRect/>
+                  </a:stretch>
+                </pic:blipFill>
+                <pic:spPr>
+                  <a:xfrm>
+                    <a:off x="0" y="0"/>
+                    <a:ext cx="1079500" cy="397510"/>
+                  </a:xfrm>
+                  <a:prstGeom prst="rect">
+                    <a:avLst/>
+                  </a:prstGeom>
+                </pic:spPr>
+              </pic:pic>
+            </a:graphicData>
+          </a:graphic>
+        </wp:inline>
+      </w:drawing>
+    </w:r>
+  </w:p>
+</w:hdr>
 </file>
 
 <file path=word/numbering.xml><?xml version="1.0" encoding="utf-8"?>

--- a/PP-salygos/templates/MVP_LTEN_BPS.docx
+++ b/PP-salygos/templates/MVP_LTEN_BPS.docx
@@ -26236,7 +26236,7 @@
           <w:sz w:val="16"/>
           <w:szCs w:val="16"/>
         </w:rPr>
-        <w:t xml:space="preserve"> https://eimin.lrv.lt/lt/veiklos-sritys/verslo-aplinka/reglamentuojamu-profesiniu-kvalifikaciju-pripazinimas ir specialiuosius teisės aktus.</w:t>
+        <w:t xml:space="preserve"> https://eimin.lrv.lt/lt/veiklos-sritys/verslo-aplinka/zmogiskuju-istekliu-pletra/reglamentuojamu-profesiniu-kvalifikaciju-pripazinimas/ ir specialiuosius teisės aktus.</w:t>
       </w:r>
     </w:p>
   </w:footnote>

--- a/PP-salygos/templates/MVP_LTEN_BPS.docx
+++ b/PP-salygos/templates/MVP_LTEN_BPS.docx
@@ -7182,7 +7182,7 @@
                 <w:sz w:val="20"/>
                 <w:szCs w:val="20"/>
               </w:rPr>
-              <w:t xml:space="preserve">  nuostatos.</w:t>
+              <w:t xml:space="preserve"> nuostatos.</w:t>
             </w:r>
           </w:p>
         </w:tc>
@@ -7740,7 +7740,7 @@
                 <w:lang w:val="en-GB"/>
                 <w14:ligatures w14:val="none"/>
               </w:rPr>
-              <w:t xml:space="preserve">initiative  </w:t>
+              <w:t xml:space="preserve">initiative </w:t>
             </w:r>
             <w:r>
               <w:rPr>
@@ -8274,7 +8274,7 @@
                 <w:sz w:val="20"/>
                 <w:szCs w:val="20"/>
               </w:rPr>
-              <w:t xml:space="preserve">Tiekėjas privalo prekes tiekti/paslaugas suteikti/darbus atlikti savo sąskaita,  rizika, priemonėmis ir lėšomis, įsigydamas licencijas, kitą įrangą </w:t>
+              <w:t xml:space="preserve">Tiekėjas privalo prekes tiekti/paslaugas suteikti/darbus atlikti savo sąskaita, rizika, priemonėmis ir lėšomis, įsigydamas licencijas, kitą įrangą </w:t>
             </w:r>
             <w:r>
               <w:rPr>
@@ -8618,7 +8618,7 @@
                 <w:sz w:val="20"/>
                 <w:szCs w:val="20"/>
               </w:rPr>
-              <w:t>KAINA  IR MOKĖJIMO TERMINAI</w:t>
+              <w:t>KAINA IR MOKĖJIMO TERMINAI</w:t>
             </w:r>
           </w:p>
         </w:tc>
@@ -8645,7 +8645,7 @@
                 <w:sz w:val="20"/>
                 <w:szCs w:val="20"/>
               </w:rPr>
-              <w:t>PRICE  AND PAYMENT TERMS</w:t>
+              <w:t>PRICE AND PAYMENT TERMS</w:t>
             </w:r>
           </w:p>
         </w:tc>
@@ -9002,7 +9002,7 @@
                 <w:sz w:val="20"/>
                 <w:szCs w:val="20"/>
               </w:rPr>
-              <w:t>TIEKĖJŲ PAŠALINIMO PAGRINDAI, KVALIFIKACIJOS, ŽALIEJI IR KITI  REIKALAVIMAI, SUBTIEKIMAS, RĖMIMASIS KITŲ ŪKIO SUBJEKTŲ PAJĖGUMAIS, KVAZISUBTIEKĖJAI IR JUNGTINĖ VEIKLA</w:t>
+              <w:t>TIEKĖJŲ PAŠALINIMO PAGRINDAI, KVALIFIKACIJOS, ŽALIEJI IR KITI REIKALAVIMAI, SUBTIEKIMAS, RĖMIMASIS KITŲ ŪKIO SUBJEKTŲ PAJĖGUMAIS, KVAZISUBTIEKĖJAI IR JUNGTINĖ VEIKLA</w:t>
             </w:r>
           </w:p>
         </w:tc>
@@ -9049,7 +9049,7 @@
                 <w:sz w:val="20"/>
                 <w:szCs w:val="20"/>
               </w:rPr>
-              <w:t xml:space="preserve"> AND OTHER  </w:t>
+              <w:t xml:space="preserve"> AND OTHER </w:t>
             </w:r>
             <w:r>
               <w:rPr>
@@ -9113,7 +9113,7 @@
                 <w:sz w:val="20"/>
                 <w:szCs w:val="20"/>
               </w:rPr>
-              <w:t>Tiekėjas, siekdamas įrodyti pašalinimo pagrindų nebuvimą, savo turimą kvalifikaciją, pateikia informaciją, dokumentus ir  EBVPD, kaip nurodyta SPS.</w:t>
+              <w:t>Tiekėjas, siekdamas įrodyti pašalinimo pagrindų nebuvimą, savo turimą kvalifikaciją, pateikia informaciją, dokumentus ir EBVPD, kaip nurodyta SPS.</w:t>
             </w:r>
           </w:p>
         </w:tc>
@@ -9550,7 +9550,7 @@
                 <w:szCs w:val="20"/>
                 <w:lang w:val="en-GB"/>
               </w:rPr>
-              <w:t xml:space="preserve"> the performance of the Contract.  At the time of submitting the tender the Supplier must prove to the Contracting Entity that </w:t>
+              <w:t xml:space="preserve"> the performance of the Contract. At the time of submitting the tender the Supplier must prove to the Contracting Entity that </w:t>
             </w:r>
             <w:proofErr w:type="gramStart"/>
             <w:r>
@@ -9780,7 +9780,7 @@
                 <w:szCs w:val="20"/>
                 <w:lang w:val="en-GB"/>
               </w:rPr>
-              <w:t xml:space="preserve"> such entities are known. In cases when the Supplier uses (will use) the means of third parties that directly by their actions will not contribute to the fulfilment of the need of the procurement entity to acquire the procurement object (will not directly provide part of the services, will not perform part of the works, will not directly contribute to the supply of goods, will not assume joint and several liability for the performance of the Contract or otherwise will not directly participate in the performance of the Contract), (for example, will be only renting the premises,  renting the equipment, etc.), the Supplier is not required to provide the ESPD or the documents evidencing the absence of the basis for their exclusion, however, when submitting the tender the Supplier shall indicate those third parties and the means run by the third parties that the Supplier will be able to use in the course of implementing the Contract (indicate in the tender the third parties, the information about the contracts signed with them, letters of intent, consents, etc.). In such cases it shall be considered that the Supplier itself has the required qualification.</w:t>
+              <w:t xml:space="preserve"> such entities are known. In cases when the Supplier uses (will use) the means of third parties that directly by their actions will not contribute to the fulfilment of the need of the procurement entity to acquire the procurement object (will not directly provide part of the services, will not perform part of the works, will not directly contribute to the supply of goods, will not assume joint and several liability for the performance of the Contract or otherwise will not directly participate in the performance of the Contract), (for example, will be only renting the premises, renting the equipment, etc.), the Supplier is not required to provide the ESPD or the documents evidencing the absence of the basis for their exclusion, however, when submitting the tender the Supplier shall indicate those third parties and the means run by the third parties that the Supplier will be able to use in the course of implementing the Contract (indicate in the tender the third parties, the information about the contracts signed with them, letters of intent, consents, etc.). In such cases it shall be considered that the Supplier itself has the required qualification.</w:t>
             </w:r>
           </w:p>
         </w:tc>
@@ -10266,7 +10266,7 @@
                 <w:szCs w:val="20"/>
                 <w:lang w:val="en-GB"/>
               </w:rPr>
-              <w:t>education,  or</w:t>
+              <w:t>education, or</w:t>
             </w:r>
             <w:proofErr w:type="gramEnd"/>
             <w:r>
@@ -10985,7 +10985,7 @@
                 <w:szCs w:val="20"/>
                 <w:lang w:val="en-GB"/>
               </w:rPr>
-              <w:t xml:space="preserve">are unable to submit documents confirming the absence of grounds for exclusion and/or evidencing their qualification compliance, because such documents are not issued in the relevant State, or the documents issued in that State do not cover all the issues concerned, a Declaration of Oath may be submitted, or an official declaration of the Supplier (the economic entities on whose entities the Supplier relies on, and/or the quasi sub-suppliers; such declaration must be certified by a competent legal or administrative authority, a notary or a competent professional or a commercial organisation of  the  country of origin of the Supplier (economic entity on whose capacity the Supplier relies on and/or the </w:t>
+              <w:t xml:space="preserve">are unable to submit documents confirming the absence of grounds for exclusion and/or evidencing their qualification compliance, because such documents are not issued in the relevant State, or the documents issued in that State do not cover all the issues concerned, a Declaration of Oath may be submitted, or an official declaration of the Supplier (the economic entities on whose entities the Supplier relies on, and/or the quasi sub-suppliers; such declaration must be certified by a competent legal or administrative authority, a notary or a competent professional or a commercial organisation of the country of origin of the Supplier (economic entity on whose capacity the Supplier relies on and/or the </w:t>
             </w:r>
             <w:r>
               <w:rPr>
@@ -11090,7 +11090,7 @@
                 <w:szCs w:val="20"/>
                 <w:lang w:val="en-GB"/>
               </w:rPr>
-              <w:t xml:space="preserve">All the products  (materials used, equipment) supplied by the Supplier, the subcontractors, the economic entities, or members of the supplier group must meet the requirements of the country of origin specified in the requirements of the Contracting Entity (if specified) and may not be imported from countries from which imports are prohibited by decisions of the United Nations Security Council or in the case of restrictive measures (sanctions) by the United States, the European Union or international sanctions of other international organizations (unless otherwise specified in the </w:t>
+              <w:t xml:space="preserve">All the products (materials used, equipment) supplied by the Supplier, the subcontractors, the economic entities, or members of the supplier group must meet the requirements of the country of origin specified in the requirements of the Contracting Entity (if specified) and may not be imported from countries from which imports are prohibited by decisions of the United Nations Security Council or in the case of restrictive measures (sanctions) by the United States, the European Union or international sanctions of other international organizations (unless otherwise specified in the </w:t>
             </w:r>
             <w:r>
               <w:rPr>
@@ -12371,15 +12371,15 @@
                 <w:sz w:val="20"/>
                 <w:szCs w:val="20"/>
               </w:rPr>
-              <w:t xml:space="preserve">Tiekėjas, kuris pateikė ekonomiškai naudingiausią pasiūlymą ir yra nustatytas galimu laimėtoju/laimėtoju, Perkančiajam subjektui paprašius, per jo nustatytą terminą, kuris negali būti trumpesnis kaip 3 darbo dienos, privalės nurodyti Pasiūlymo konfidencialią informaciją užpildant  Specialiųjų  pirkimo sąlygų priedą „Konfidenciali informacija“ ir pateikti šios informacijos konfidencialumą patvirtinančius dokumentus. </w:t>
-            </w:r>
-            <w:r>
-              <w:rPr>
-                <w:rFonts w:ascii="Arial" w:hAnsi="Arial" w:cs="Arial"/>
-                <w:sz w:val="20"/>
-                <w:szCs w:val="20"/>
-              </w:rPr>
-              <w:t xml:space="preserve"> </w:t>
+              <w:t xml:space="preserve">Tiekėjas, kuris pateikė ekonomiškai naudingiausią pasiūlymą ir yra nustatytas galimu laimėtoju/laimėtoju, Perkančiajam subjektui paprašius, per jo nustatytą terminą, kuris negali būti trumpesnis kaip 3 darbo dienos, privalės nurodyti Pasiūlymo konfidencialią informaciją užpildant Specialiųjų pirkimo sąlygų priedą „Konfidenciali informacija“ ir pateikti šios informacijos konfidencialumą patvirtinančius dokumentus. </w:t>
+            </w:r>
+            <w:r>
+              <w:rPr>
+                <w:rFonts w:ascii="Arial" w:hAnsi="Arial" w:cs="Arial"/>
+                <w:sz w:val="20"/>
+                <w:szCs w:val="20"/>
+              </w:rPr>
+              <w:t xml:space="preserve"/>
             </w:r>
             <w:r>
               <w:rPr>
@@ -17658,7 +17658,7 @@
                 <w:sz w:val="20"/>
                 <w:szCs w:val="20"/>
               </w:rPr>
-              <w:t xml:space="preserve">Pasiūlymą pateikęs Tiekėjas, Perkančiojo subjekto ir/ar kompetentingų institucijų prašymu nepateikė  BPS 17 skyriuje reikalaujamos informacijos ir dokumentų, susijusių su Pirkimo metu atliekama </w:t>
+              <w:t xml:space="preserve">Pasiūlymą pateikęs Tiekėjas, Perkančiojo subjekto ir/ar kompetentingų institucijų prašymu nepateikė BPS 17 skyriuje reikalaujamos informacijos ir dokumentų, susijusių su Pirkimo metu atliekama </w:t>
             </w:r>
             <w:r>
               <w:rPr>
@@ -17925,7 +17925,7 @@
                 <w:szCs w:val="20"/>
                 <w:lang w:val="en-GB"/>
               </w:rPr>
-              <w:t>of  13</w:t>
+              <w:t>of 13</w:t>
             </w:r>
             <w:proofErr w:type="gramEnd"/>
             <w:r>
@@ -17981,7 +17981,7 @@
                 <w:sz w:val="20"/>
                 <w:szCs w:val="20"/>
               </w:rPr>
-              <w:t xml:space="preserve">Tiekėjui, jo subtiekėjui, ūkio subjektams, kurių pajėgumais remiamasi, tiekėjo siūlomų prekių  gamintojui ar juos kontroliuojantiems juridiniams ir (ar) fiziniams  asmenims yra taikomos Jungtinių Tautų saugumo tarybos, Europos Sąjungos, kitų tarptautinių organizacijų, kurių narė yra arba kuriose dalyvauja Lietuvos Respublika bei Jungtinių Amerikos Valstijų sankcijos (ribojamosios priemonės). </w:t>
+              <w:t xml:space="preserve">Tiekėjui, jo subtiekėjui, ūkio subjektams, kurių pajėgumais remiamasi, tiekėjo siūlomų prekių gamintojui ar juos kontroliuojantiems juridiniams ir (ar) fiziniams asmenims yra taikomos Jungtinių Tautų saugumo tarybos, Europos Sąjungos, kitų tarptautinių organizacijų, kurių narė yra arba kuriose dalyvauja Lietuvos Respublika bei Jungtinių Amerikos Valstijų sankcijos (ribojamosios priemonės). </w:t>
             </w:r>
           </w:p>
         </w:tc>
@@ -18245,7 +18245,7 @@
                 <w:sz w:val="20"/>
                 <w:szCs w:val="20"/>
               </w:rPr>
-              <w:t xml:space="preserve">Tiekėjo pateiktas Pasiūlymas atmetamas    ir Tiekėjas pašalinamas iš Pirkimo procedūros, jeigu Perkantysis subjektas, atlikdamas pirkimus, kurių objektas apima VPĮ 92 straipsnio 13 dalyje numatytame sąraše </w:t>
+              <w:t xml:space="preserve">Tiekėjo pateiktas Pasiūlymas atmetamas ir Tiekėjas pašalinamas iš Pirkimo procedūros, jeigu Perkantysis subjektas, atlikdamas pirkimus, kurių objektas apima VPĮ 92 straipsnio 13 dalyje numatytame sąraše </w:t>
             </w:r>
             <w:r>
               <w:rPr>
@@ -18254,7 +18254,7 @@
                 <w:szCs w:val="20"/>
               </w:rPr>
               <w:lastRenderedPageBreak/>
-              <w:t xml:space="preserve">nurodytų BVPŽ  kodų prekes ar paslaugas, nustatė, kad prekės ar paslaugos kelia grėsmę nacionaliniam saugumui dėl bent vienos iš šių priežasčių: </w:t>
+              <w:t xml:space="preserve">nurodytų BVPŽ kodų prekes ar paslaugas, nustatė, kad prekės ar paslaugos kelia grėsmę nacionaliniam saugumui dėl bent vienos iš šių priežasčių: </w:t>
             </w:r>
           </w:p>
         </w:tc>
@@ -18289,7 +18289,7 @@
                 <w:szCs w:val="20"/>
                 <w:lang w:val="en-GB"/>
               </w:rPr>
-              <w:t>if  the</w:t>
+              <w:t>if the</w:t>
             </w:r>
             <w:proofErr w:type="gramEnd"/>
             <w:r>
@@ -18319,7 +18319,7 @@
                 <w:szCs w:val="20"/>
                 <w:lang w:val="en-GB"/>
               </w:rPr>
-              <w:t>CPV  codes</w:t>
+              <w:t>CPV codes</w:t>
             </w:r>
             <w:proofErr w:type="gramEnd"/>
             <w:r>
@@ -18374,7 +18374,7 @@
                 <w:sz w:val="20"/>
                 <w:szCs w:val="20"/>
               </w:rPr>
-              <w:t>Prekių  gamintojas ar jį kontroliuojantis asmuo yra registruoti (jeigu gamintojas ar jį kontroliuojantis asmuo yra fizinis asmuo, nuolat gyvenantis ar turintis pilietybę) VPĮ 92 straipsnio 14 dalyje numatytame sąraše nurodytose valstybėse ar teritorijose;</w:t>
+              <w:t>Prekių gamintojas ar jį kontroliuojantis asmuo yra registruoti (jeigu gamintojas ar jį kontroliuojantis asmuo yra fizinis asmuo, nuolat gyvenantis ar turintis pilietybę) VPĮ 92 straipsnio 14 dalyje numatytame sąraše nurodytose valstybėse ar teritorijose;</w:t>
             </w:r>
           </w:p>
         </w:tc>
@@ -18829,7 +18829,7 @@
                 <w:sz w:val="20"/>
                 <w:szCs w:val="20"/>
               </w:rPr>
-              <w:t>Ūkio subjektas, kurio pajėgumais remiamasi, tiekėjo siūlomų prekių  gamintojas ar juos kontroliuojantys asmenys yra fiziniai asmenys, nuolat gyvenantys VPĮ 92 straipsnio 15 dalyje numatytame sąraše nurodytose valstybėse ar teritorijose arba turintys šių valstybių pilietybę;</w:t>
+              <w:t>Ūkio subjektas, kurio pajėgumais remiamasi, tiekėjo siūlomų prekių gamintojas ar juos kontroliuojantys asmenys yra fiziniai asmenys, nuolat gyvenantys VPĮ 92 straipsnio 15 dalyje numatytame sąraše nurodytose valstybėse ar teritorijose arba turintys šių valstybių pilietybę;</w:t>
             </w:r>
           </w:p>
         </w:tc>
@@ -21479,7 +21479,7 @@
                 <w:sz w:val="20"/>
                 <w:szCs w:val="20"/>
               </w:rPr>
-              <w:t xml:space="preserve">, Perkantysis subjektas turi galimybę susigrąžinti PVM mokestį, pasiūlymai bus vertinami skaičiuojant kainą be PVM.  Jei, vadovaujantis Lietuvos </w:t>
+              <w:t xml:space="preserve">, Perkantysis subjektas turi galimybę susigrąžinti PVM mokestį, pasiūlymai bus vertinami skaičiuojant kainą be PVM. Jei, vadovaujantis Lietuvos </w:t>
             </w:r>
             <w:r>
               <w:rPr>
@@ -21570,7 +21570,7 @@
                 <w:szCs w:val="20"/>
                 <w:lang w:val="en-GB"/>
               </w:rPr>
-              <w:t>Tax  of</w:t>
+              <w:t>Tax of</w:t>
             </w:r>
             <w:proofErr w:type="gramEnd"/>
             <w:r>
@@ -22433,7 +22433,7 @@
                 <w:sz w:val="20"/>
                 <w:szCs w:val="20"/>
               </w:rPr>
-              <w:t>Pirkimo procedūros metu,  taip pat sustabdžius Pirkimo procedūras dėl laikinųjų apsaugos priemonių taikymo, Perkantysis subjektas gali prašyti, kad Tiekėjai pratęstų Pasiūlymų galiojimą iki konkrečiai nurodyto termino. Tiekėjas gali atmesti tokį prašymą neprarasdamas teisės į savo Pasiūlymo galiojimo užtikrinimą, jeigu jo buvo reikalaujama. Tiekėjas, kuris sutinka pratęsti savo Pasiūlymo galiojimo terminą ir apie tai raštu praneša Perkančiajam subjektui, pratęsia Pasiūlymo galiojimo užtikrinimo terminą arba pateikia naują Pasiūlymo galiojimo užtikrinimą patvirtinantį dokumentą, jeigu jo buvo reikalaujama. Jeigu Tiekėjas neatsako į Perkančiojo subjekto prašymą pratęsti Pasiūlymo galiojimo užtikrinimo terminą, jo nepratęsia arba nepateikia naujo Pasiūlymo galiojimo užtikrinimo, laikoma, kad jis atmetė prašymą pratęsti savo Pasiūlymo galiojimo terminą.</w:t>
+              <w:t>Pirkimo procedūros metu, taip pat sustabdžius Pirkimo procedūras dėl laikinųjų apsaugos priemonių taikymo, Perkantysis subjektas gali prašyti, kad Tiekėjai pratęstų Pasiūlymų galiojimą iki konkrečiai nurodyto termino. Tiekėjas gali atmesti tokį prašymą neprarasdamas teisės į savo Pasiūlymo galiojimo užtikrinimą, jeigu jo buvo reikalaujama. Tiekėjas, kuris sutinka pratęsti savo Pasiūlymo galiojimo terminą ir apie tai raštu praneša Perkančiajam subjektui, pratęsia Pasiūlymo galiojimo užtikrinimo terminą arba pateikia naują Pasiūlymo galiojimo užtikrinimą patvirtinantį dokumentą, jeigu jo buvo reikalaujama. Jeigu Tiekėjas neatsako į Perkančiojo subjekto prašymą pratęsti Pasiūlymo galiojimo užtikrinimo terminą, jo nepratęsia arba nepateikia naujo Pasiūlymo galiojimo užtikrinimo, laikoma, kad jis atmetė prašymą pratęsti savo Pasiūlymo galiojimo terminą.</w:t>
             </w:r>
           </w:p>
         </w:tc>
@@ -24373,7 +24373,7 @@
                 <w:szCs w:val="20"/>
                 <w:lang w:val="en-GB"/>
               </w:rPr>
-              <w:t>If the Supplier, who has been proposed to conclude the Contract, refuses to conclude it in writing or does not sign the Contract until the time specified by the Contracting Entity or refuses to conclude the Contract under the conditions specified in the Law on Procurement or Procurement Conditions, it shall be deemed that the Supplier refused to enter into the Contract. In this case, In or in case the Supplier does not submit the document confirming the performance of the Contract (if applicable) specified in the Procurement Documents by the deadline specified by the Contracting Entity or does not fulfil other conditions established in the Contract for its entry into, the Contracting Entity shall propose to conclude the Contract to the Supplier whose Tender is the first after the Supplier who refused to conclude the Contract  or who did not submit the document confirming the performance of the Contract (if applicable) specified in the Procurement Documents by the deadline specified by the Contracting Entity or did not fulfil other conditions established in the Contract for its entry into force according to the established ranking of Tenders, if the conditions set forth in Article 58 (1) of the Law on Procurement are met.</w:t>
+              <w:t>If the Supplier, who has been proposed to conclude the Contract, refuses to conclude it in writing or does not sign the Contract until the time specified by the Contracting Entity or refuses to conclude the Contract under the conditions specified in the Law on Procurement or Procurement Conditions, it shall be deemed that the Supplier refused to enter into the Contract. In this case, In or in case the Supplier does not submit the document confirming the performance of the Contract (if applicable) specified in the Procurement Documents by the deadline specified by the Contracting Entity or does not fulfil other conditions established in the Contract for its entry into, the Contracting Entity shall propose to conclude the Contract to the Supplier whose Tender is the first after the Supplier who refused to conclude the Contract or who did not submit the document confirming the performance of the Contract (if applicable) specified in the Procurement Documents by the deadline specified by the Contracting Entity or did not fulfil other conditions established in the Contract for its entry into force according to the established ranking of Tenders, if the conditions set forth in Article 58 (1) of the Law on Procurement are met.</w:t>
             </w:r>
           </w:p>
         </w:tc>
@@ -25531,7 +25531,7 @@
                 <w:sz w:val="20"/>
                 <w:szCs w:val="20"/>
               </w:rPr>
-              <w:t>Tiekėjui, Subtiekėjams, Ūkio subjektams, kurių pajėgumais remiamasi, bus suteikiama teisė aptarnauti, gauti prieigą ar kitaip susipažinti su ypatingos svarbos informacinės infrastruktūros valdytojo ar Perkančiojo subjekto  saugumo planuose ar kituose  ypatingos svarbos informacinės infrastruktūros valdytojo ar Perkančiojo subjekto  vidaus dokumentuose nustatytomis ryšių ir informacinėmis sistemomis (ar jų dalimis), kurios yra reikšmingos ypatingos svarbos informacinės infrastruktūros valdytojo ar Perkančiojo subjekto  veiklai, šių ryšių ir informacinių sistemų (ar jų dalių) technologijomis, duomenų bazėmis ar jose esamais duomenimis arba kai yra rizika, kad prie tokių ryšių ir informacinių sistemų (jų dalių) gali gauti prieigą tretieji asmenys arba jiems būtų suteikta teisė aptarnauti ar kitaip susipažinti su tokiomis ryšių ir informacinėmis sistemomis (jų dalimis);</w:t>
+              <w:t>Tiekėjui, Subtiekėjams, Ūkio subjektams, kurių pajėgumais remiamasi, bus suteikiama teisė aptarnauti, gauti prieigą ar kitaip susipažinti su ypatingos svarbos informacinės infrastruktūros valdytojo ar Perkančiojo subjekto saugumo planuose ar kituose ypatingos svarbos informacinės infrastruktūros valdytojo ar Perkančiojo subjekto vidaus dokumentuose nustatytomis ryšių ir informacinėmis sistemomis (ar jų dalimis), kurios yra reikšmingos ypatingos svarbos informacinės infrastruktūros valdytojo ar Perkančiojo subjekto veiklai, šių ryšių ir informacinių sistemų (ar jų dalių) technologijomis, duomenų bazėmis ar jose esamais duomenimis arba kai yra rizika, kad prie tokių ryšių ir informacinių sistemų (jų dalių) gali gauti prieigą tretieji asmenys arba jiems būtų suteikta teisė aptarnauti ar kitaip susipažinti su tokiomis ryšių ir informacinėmis sistemomis (jų dalimis);</w:t>
             </w:r>
           </w:p>
         </w:tc>
@@ -25795,7 +25795,7 @@
                 <w:sz w:val="20"/>
                 <w:szCs w:val="20"/>
               </w:rPr>
-              <w:t xml:space="preserve">  pripažintos nesaugia branduolinės elektrinės statyboje trečiojoje šalyje ar jos veikloje, su tokios elektrinės veikla susijusios elektros energetikos infrastruktūros plėtros projektuose, kaip nurodyta Lietuvos Respublikos būtinųjų priemonių, skirtų apsisaugoti nuo trečiųjų šalių nesaugių branduolinių elektrinių keliamų grėsmių, įstatyme (taikoma, kai Tiekėjas nurodo šią informaciją pasiūlymo formoje).</w:t>
+              <w:t xml:space="preserve"> pripažintos nesaugia branduolinės elektrinės statyboje trečiojoje šalyje ar jos veikloje, su tokios elektrinės veikla susijusios elektros energetikos infrastruktūros plėtros projektuose, kaip nurodyta Lietuvos Respublikos būtinųjų priemonių, skirtų apsisaugoti nuo trečiųjų šalių nesaugių branduolinių elektrinių keliamų grėsmių, įstatyme (taikoma, kai Tiekėjas nurodo šią informaciją pasiūlymo formoje).</w:t>
             </w:r>
           </w:p>
         </w:tc>
@@ -26006,7 +26006,7 @@
                 <w:szCs w:val="20"/>
                 <w:lang w:val="en-GB"/>
               </w:rPr>
-              <w:t>Supplier  provides</w:t>
+              <w:t>Supplier provides</w:t>
             </w:r>
             <w:proofErr w:type="gramEnd"/>
             <w:r>
@@ -26060,7 +26060,7 @@
                 <w:sz w:val="20"/>
                 <w:szCs w:val="20"/>
               </w:rPr>
-              <w:t>Tiekėjas, kuris nepateiks reikalaujamos informacijos ir/ar dokumentų, ar Lietuvos Respublikos Vyriausybė priims sprendimą, patvirtinantį, kad ketinama sudaryti Sutartis su Tiekėju neatitinka nacionalinio saugumo interesų vadovaujantis Nacionaliniam saugumui užtikrinti svarbių objektų apsaugos įstatymu, ar Lietuvos Respublikos Vyriausybei priėmus sprendimą/nustačius, kad Tiekėjas neatitinka nacionalinio saugumo interesų vadovaujantis Nacionaliniam saugumui užtikrinti svarbių objektų apsaugos įstatymu, negalės būti pripažįstamas Pirkimą Laimėjusiu Tiekėju ir jo Pasiūlymas bus atmestas  vadovaujantis BPS 11.6.16, 11.6.17 ar 11.6.18 punkte nurodytu pagrindu.</w:t>
+              <w:t>Tiekėjas, kuris nepateiks reikalaujamos informacijos ir/ar dokumentų, ar Lietuvos Respublikos Vyriausybė priims sprendimą, patvirtinantį, kad ketinama sudaryti Sutartis su Tiekėju neatitinka nacionalinio saugumo interesų vadovaujantis Nacionaliniam saugumui užtikrinti svarbių objektų apsaugos įstatymu, ar Lietuvos Respublikos Vyriausybei priėmus sprendimą/nustačius, kad Tiekėjas neatitinka nacionalinio saugumo interesų vadovaujantis Nacionaliniam saugumui užtikrinti svarbių objektų apsaugos įstatymu, negalės būti pripažįstamas Pirkimą Laimėjusiu Tiekėju ir jo Pasiūlymas bus atmestas vadovaujantis BPS 11.6.16, 11.6.17 ar 11.6.18 punkte nurodytu pagrindu.</w:t>
             </w:r>
           </w:p>
         </w:tc>

--- a/PP-salygos/templates/MVP_LTEN_BPS.docx
+++ b/PP-salygos/templates/MVP_LTEN_BPS.docx
@@ -6516,7 +6516,7 @@
                 <w:szCs w:val="20"/>
                 <w:lang w:val="en-GB"/>
               </w:rPr>
-              <w:t xml:space="preserve">- a third party used for the performance of the Supplier's Procurement Agreement on whose qualification the Supplier relies on </w:t>
+              <w:t xml:space="preserve">- a third party used for the performance of the Supplier's Procurement Agreement on whose qualification the Supplier relies </w:t>
             </w:r>
             <w:proofErr w:type="gramStart"/>
             <w:r>
@@ -9921,7 +9921,7 @@
                 <w:szCs w:val="20"/>
                 <w:lang w:val="en-GB"/>
               </w:rPr>
-              <w:t>however, it does not plan to employ him, in which case such a natural person shall be disclosed in the tender and indicated as the economic entity on whose capacity the Supplier intends to rely on;</w:t>
+              <w:t>however, it does not plan to employ him, in which case such a natural person shall be disclosed in the tender and indicated as the economic entity on whose capacity the Supplier intends to rely;</w:t>
             </w:r>
           </w:p>
         </w:tc>
@@ -10638,7 +10638,7 @@
                 <w:szCs w:val="20"/>
                 <w:lang w:val="en-GB"/>
               </w:rPr>
-              <w:t>relies on</w:t>
+              <w:t>relies</w:t>
             </w:r>
             <w:r>
               <w:rPr>
@@ -10985,7 +10985,7 @@
                 <w:szCs w:val="20"/>
                 <w:lang w:val="en-GB"/>
               </w:rPr>
-              <w:t xml:space="preserve">are unable to submit documents confirming the absence of grounds for exclusion and/or evidencing their qualification compliance, because such documents are not issued in the relevant State, or the documents issued in that State do not cover all the issues concerned, a Declaration of Oath may be submitted, or an official declaration of the Supplier (the economic entities on whose entities the Supplier relies on, and/or the quasi sub-suppliers; such declaration must be certified by a competent legal or administrative authority, a notary or a competent professional or a commercial organisation of the country of origin of the Supplier (economic entity on whose capacity the Supplier relies on and/or the </w:t>
+              <w:t xml:space="preserve">are unable to submit documents confirming the absence of grounds for exclusion and/or evidencing their qualification compliance, because such documents are not issued in the relevant State, or the documents issued in that State do not cover all the issues concerned, a Declaration of Oath may be submitted, or an official declaration of the Supplier (the economic entities on whose capacities the Supplier relies, and/or the quasi sub-suppliers; such declaration must be certified by a competent legal or administrative authority, a notary or a competent professional or a commercial organisation of the country of origin of the Supplier (economic entity on whose capacity the Supplier relies and/or the </w:t>
             </w:r>
             <w:r>
               <w:rPr>
@@ -11310,7 +11310,7 @@
                 <w:lang w:val="en-GB"/>
               </w:rPr>
               <w:lastRenderedPageBreak/>
-              <w:t xml:space="preserve">The qualification as required for the Suppliers, the economic entities on whose capacities the Supplier relies on, also for the </w:t>
+              <w:t xml:space="preserve">The qualification as required for the Suppliers, the economic entities on whose capacities the Supplier relies, also for the </w:t>
             </w:r>
             <w:r>
               <w:rPr>
@@ -17033,7 +17033,7 @@
                 <w:szCs w:val="20"/>
                 <w:lang w:val="en-GB"/>
               </w:rPr>
-              <w:t>The Supplier, the subcontractor, a member of the supplier group or the entity whose capacity is relied on is not registered (or the supplier, the subcontractor, a member of the Supplier Group, the economic entity on whose capacities the Supplier relies on, the quasi sub-contractor, a natural person is not a permanent resident ) in a Member State of the European Union, North Atlantic in a Member State of the contracting organization or in a third country which is a signatory to the international agreements referred to in Article 29 (4) of the LPP;</w:t>
+              <w:t>The Supplier, the subcontractor, a member of the supplier group or the entity whose capacity is relied on is not registered (or the supplier, the subcontractor, a member of the Supplier Group, the economic entity on whose capacities the Supplier relies, the quasi sub-contractor, a natural person is not a permanent resident ) in a Member State of the European Union, North Atlantic in a Member State of the contracting organization or in a third country which is a signatory to the international agreements referred to in Article 29 (4) of the LPP;</w:t>
             </w:r>
           </w:p>
         </w:tc>

--- a/PP-salygos/templates/MVP_LTEN_BPS.docx
+++ b/PP-salygos/templates/MVP_LTEN_BPS.docx
@@ -16990,7 +16990,7 @@
                 <w:sz w:val="20"/>
                 <w:szCs w:val="20"/>
               </w:rPr>
-              <w:t xml:space="preserve">Tiekėjas, Subtiekėjas, Tiekėjų grupės narys ar Ūkio subjektas, kurio pajėgumais remiamasi, nėra registruotas (Tiekėjas, Subtiekėjas, Tiekėjų grupės narys, Ūkio subjektas, kurio pajėgumais remiamasi, </w:t>
+              <w:t xml:space="preserve">Tiekėjas, Subtiekėjas, Tiekėjų grupės narys ar Ūkio subjektas, kurio pajėgumais remiamasi, nėra registruotas (jeigu Tiekėjas, Subtiekėjas, Tiekėjų grupės narys, Ūkio subjektas, kurio pajėgumais remiamasi, ar Kvazisubtiekėjas yra fizinis asmuo – nuolat gyvenantis ar turintis pilietybę</w:t>
             </w:r>
             <w:proofErr w:type="spellStart"/>
             <w:r>
@@ -16999,7 +16999,7 @@
                 <w:sz w:val="20"/>
                 <w:szCs w:val="20"/>
               </w:rPr>
-              <w:t>Kvazisubtiekėjas</w:t>
+              <w:t/>
             </w:r>
             <w:proofErr w:type="spellEnd"/>
             <w:r>
@@ -17008,7 +17008,7 @@
                 <w:sz w:val="20"/>
                 <w:szCs w:val="20"/>
               </w:rPr>
-              <w:t>, kuris yra fizinis asmuo – nuolat gyvenantis ar turintis pilietybę) Europos Sąjungos valstybėje narėje, Šiaurės Atlanto sutarties organizacijos valstybėje narėje ar trečiojoje šalyje, pasirašiusioje PĮ 29 straipsnio 4 dalyje nurodytus tarptautinius susitarimus (šis atmetimo pagrindas taikomas tik kai toks reikalavimas keliamas SPS);</w:t>
+              <w:t>) Europos Sąjungos valstybėje narėje, Šiaurės Atlanto sutarties organizacijos valstybėje narėje ar trečiojoje šalyje, pasirašiusioje PĮ 29 straipsnio 4 dalyje nurodytus tarptautinius susitarimus (šis atmetimo pagrindas taikomas tik kai toks reikalavimas keliamas SPS);</w:t>
             </w:r>
             <w:bookmarkEnd w:id="25"/>
           </w:p>
@@ -17658,7 +17658,7 @@
                 <w:sz w:val="20"/>
                 <w:szCs w:val="20"/>
               </w:rPr>
-              <w:t xml:space="preserve">Pasiūlymą pateikęs Tiekėjas, Perkančiojo subjekto ir/ar kompetentingų institucijų prašymu nepateikė BPS 17 skyriuje reikalaujamos informacijos ir dokumentų, susijusių su Pirkimo metu atliekama </w:t>
+              <w:t xml:space="preserve">Pasiūlymą pateikęs Tiekėjas Perkančiojo subjekto ir/ar kompetentingų institucijų prašymu nepateikė BPS 17 skyriuje reikalaujamos informacijos ir dokumentų, susijusių su Pirkimo metu atliekama </w:t>
             </w:r>
             <w:r>
               <w:rPr>
@@ -17981,7 +17981,7 @@
                 <w:sz w:val="20"/>
                 <w:szCs w:val="20"/>
               </w:rPr>
-              <w:t xml:space="preserve">Tiekėjui, jo subtiekėjui, ūkio subjektams, kurių pajėgumais remiamasi, tiekėjo siūlomų prekių gamintojui ar juos kontroliuojantiems juridiniams ir (ar) fiziniams asmenims yra taikomos Jungtinių Tautų saugumo tarybos, Europos Sąjungos, kitų tarptautinių organizacijų, kurių narė yra arba kuriose dalyvauja Lietuvos Respublika bei Jungtinių Amerikos Valstijų sankcijos (ribojamosios priemonės). </w:t>
+              <w:t xml:space="preserve">Tiekėjui, jo subtiekėjui, ūkio subjektams, kurių pajėgumais remiamasi, tiekėjo siūlomų prekių gamintojui ar juos kontroliuojantiems juridiniams ir (ar) fiziniams asmenims yra taikomos Jungtinių Tautų saugumo tarybos, Europos Sąjungos, kitų tarptautinių organizacijų, kurių narė yra arba kuriose dalyvauja Lietuvos Respublika, bei Jungtinių Amerikos Valstijų sankcijos (ribojamosios priemonės). </w:t>
             </w:r>
           </w:p>
         </w:tc>

--- a/PP-salygos/templates/MVP_LTEN_BPS.docx
+++ b/PP-salygos/templates/MVP_LTEN_BPS.docx
@@ -4164,7 +4164,7 @@
                 <w:szCs w:val="20"/>
                 <w:lang w:val="en-GB"/>
               </w:rPr>
-              <w:t>the Supplier who submitted the Successful Tender and who will be invited to conclude a Contract with the Contracting Authority.</w:t>
+              <w:t>the Supplier who submitted the Successful Tender and who will be invited to conclude a Contract with the Contracting Entity.</w:t>
             </w:r>
             <w:bookmarkEnd w:id="5"/>
           </w:p>
@@ -4552,7 +4552,7 @@
                 <w:szCs w:val="20"/>
                 <w:lang w:val="en-GB"/>
               </w:rPr>
-              <w:t>the entirety of documents and data submitted in writing by the Tenderer in accordance with the terms and conditions established by the Contracting Authority</w:t>
+              <w:t>the entirety of documents and data submitted in writing by the Tenderer in accordance with the terms and conditions established by the Contracting Entity</w:t>
             </w:r>
             <w:r>
               <w:rPr>
@@ -4912,7 +4912,7 @@
                 <w:szCs w:val="20"/>
                 <w:lang w:val="en-GB"/>
               </w:rPr>
-              <w:t xml:space="preserve"> the entirety of the initial documents submitted by the Tenderer in accordance with the terms and conditions established by the Contracting Authority.</w:t>
+              <w:t xml:space="preserve"> the entirety of the initial documents submitted by the Tenderer in accordance with the terms and conditions established by the Contracting Entity.</w:t>
             </w:r>
           </w:p>
         </w:tc>
@@ -5744,7 +5744,7 @@
                 <w:szCs w:val="20"/>
                 <w:lang w:val="en-GB"/>
               </w:rPr>
-              <w:t xml:space="preserve">the Contracting Authority's Contract Notice published in the </w:t>
+              <w:t xml:space="preserve">the Contracting Entity's Contract Notice published in the </w:t>
             </w:r>
             <w:r>
               <w:rPr>
@@ -25555,7 +25555,7 @@
                 <w:szCs w:val="20"/>
                 <w:lang w:val="en-GB"/>
               </w:rPr>
-              <w:t>Supplier, Subcontractors, Economic entities will be granted the right to service, access or otherwise become acquainted with the communication and information systems (or parts thereof) specified in the security plans of the critical information infrastructure manager or the Contracting Authority, or other internal documents of the critical information infrastructure manager or the Contracting Authority, which are significant for the activities of the critical information infrastructure manager or the Contracting Entity, the technologies, databases or data contained in these communication and information systems (or parts thereof); or when there is a risk that such communication and information systems (parts thereof) may be accessed by third parties or that they may be granted the right to service or otherwise have access to such communication and information systems (parts thereof);</w:t>
+              <w:t>Supplier, Subcontractors, Economic entities will be granted the right to service, access or otherwise become acquainted with the communication and information systems (or parts thereof) specified in the security plans of the critical information infrastructure manager or the Contracting Entity, or other internal documents of the critical information infrastructure manager or the Contracting Entity, which are significant for the activities of the critical information infrastructure manager or the Contracting Entity, the technologies, databases or data contained in these communication and information systems (or parts thereof); or when there is a risk that such communication and information systems (parts thereof) may be accessed by third parties or that they may be granted the right to service or otherwise have access to such communication and information systems (parts thereof);</w:t>
             </w:r>
           </w:p>
         </w:tc>

--- a/PP-salygos/templates/MVP_LTEN_BPS.docx
+++ b/PP-salygos/templates/MVP_LTEN_BPS.docx
@@ -6232,7 +6232,7 @@
                 <w:szCs w:val="20"/>
                 <w:lang w:val="en-GB"/>
               </w:rPr>
-              <w:t xml:space="preserve">a Contract concluded in writing by one or more economic entities and by one or more contracting authorities, between the Successful Supplier and the Contracting Entity for economic benefit </w:t>
+              <w:t xml:space="preserve">a Contract concluded in writing by one or more economic entities and by one or more contracting entities, between the Successful Supplier and the Contracting Entity for economic benefit </w:t>
             </w:r>
           </w:p>
         </w:tc>
